--- a/docs/Архитектура нового тестового микросервиса.docx
+++ b/docs/Архитектура нового тестового микросервиса.docx
@@ -23,10 +23,94 @@
           <w:szCs w:val="30"/>
           <w:lang w:eastAsia="ru-RU"/>
         </w:rPr>
-        <w:t xml:space="preserve">Архитектура нового тестового </w:t>
-      </w:r>
-      <w:proofErr w:type="spellStart"/>
-      <w:r>
+        <w:t>ЦИФРОВОЙ ПАСПОРТ МИКРОСЕРВИСА: crm_qa_orchestrator</w:t>
+      </w:r>
+    </w:p>
+    <w:p>
+      <w:pPr>
+        <w:spacing w:line="240" w:lineRule="auto"/>
+        <w:rPr>
+          <w:rFonts w:ascii="Arial" w:eastAsia="Times New Roman" w:hAnsi="Arial" w:cs="Arial"/>
+          <w:sz w:val="24"/>
+          <w:szCs w:val="24"/>
+          <w:lang w:eastAsia="ru-RU"/>
+        </w:rPr>
+      </w:pPr>
+      <w:r>
+        <w:rPr>
+          <w:rFonts w:ascii="Arial" w:eastAsia="Times New Roman" w:hAnsi="Arial" w:cs="Arial"/>
+          <w:b/>
+          <w:bCs/>
+          <w:sz w:val="24"/>
+          <w:szCs w:val="24"/>
+          <w:lang w:eastAsia="ru-RU"/>
+        </w:rPr>
+        <w:t>Дата актуализации</w:t>
+      </w:r>
+      <w:r>
+        <w:rPr>
+          <w:rFonts w:ascii="Arial" w:eastAsia="Times New Roman" w:hAnsi="Arial" w:cs="Arial"/>
+          <w:sz w:val="24"/>
+          <w:szCs w:val="24"/>
+          <w:lang w:eastAsia="ru-RU"/>
+        </w:rPr>
+        <w:t>: 12 июня 2026 года</w:t>
+      </w:r>
+      <w:r>
+        <w:rPr>
+          <w:rFonts w:ascii="Arial" w:eastAsia="Times New Roman" w:hAnsi="Arial" w:cs="Arial"/>
+          <w:sz w:val="24"/>
+          <w:szCs w:val="24"/>
+          <w:lang w:eastAsia="ru-RU"/>
+        </w:rPr>
+        <w:br/>
+      </w:r>
+      <w:r>
+        <w:rPr>
+          <w:rFonts w:ascii="Arial" w:eastAsia="Times New Roman" w:hAnsi="Arial" w:cs="Arial"/>
+          <w:b/>
+          <w:bCs/>
+          <w:sz w:val="24"/>
+          <w:szCs w:val="24"/>
+          <w:lang w:eastAsia="ru-RU"/>
+        </w:rPr>
+        <w:t>Текущий статус</w:t>
+      </w:r>
+      <w:r>
+        <w:rPr>
+          <w:rFonts w:ascii="Arial" w:eastAsia="Times New Roman" w:hAnsi="Arial" w:cs="Arial"/>
+          <w:sz w:val="24"/>
+          <w:szCs w:val="24"/>
+          <w:lang w:eastAsia="ru-RU"/>
+        </w:rPr>
+        <w:t>: Универсальный мультизональный движок запущен. Успешность прогона: 100% (16/18) [MAXIDENSITY].</w:t>
+      </w:r>
+    </w:p>
+    <w:p>
+      <w:pPr>
+        <w:spacing w:before="480" w:after="480" w:line="240" w:lineRule="auto"/>
+        <w:rPr>
+          <w:rFonts w:ascii="Times New Roman" w:eastAsia="Times New Roman" w:hAnsi="Times New Roman" w:cs="Times New Roman"/>
+          <w:sz w:val="24"/>
+          <w:szCs w:val="24"/>
+          <w:lang w:eastAsia="ru-RU"/>
+        </w:rPr>
+      </w:pPr>
+      <w:r>
+        <w:rPr>
+          <w:rFonts w:ascii="Times New Roman" w:eastAsia="Times New Roman" w:hAnsi="Times New Roman" w:cs="Times New Roman"/>
+          <w:sz w:val="24"/>
+          <w:szCs w:val="24"/>
+          <w:lang w:eastAsia="ru-RU"/>
+        </w:rPr>
+        <w:pict w14:anchorId="2759811F">
+          <v:rect id="_x0000_i1025" style="width:0;height:1.5pt" o:hralign="center" o:hrstd="t" o:hr="t" fillcolor="#a0a0a0" stroked="f"/>
+        </w:pict>
+      </w:r>
+    </w:p>
+    <w:p>
+      <w:pPr>
+        <w:spacing w:before="480" w:after="480" w:line="240" w:lineRule="auto"/>
         <w:rPr>
           <w:rFonts w:ascii="Arial" w:eastAsia="Times New Roman" w:hAnsi="Arial" w:cs="Arial"/>
           <w:b/>
@@ -35,86 +119,414 @@
           <w:szCs w:val="30"/>
           <w:lang w:eastAsia="ru-RU"/>
         </w:rPr>
-        <w:t>микросервиса</w:t>
-      </w:r>
-      <w:proofErr w:type="spellEnd"/>
-    </w:p>
-    <w:p>
-      <w:pPr>
-        <w:spacing w:line="240" w:lineRule="auto"/>
-        <w:rPr>
-          <w:rFonts w:ascii="Arial" w:eastAsia="Times New Roman" w:hAnsi="Arial" w:cs="Arial"/>
-          <w:sz w:val="24"/>
-          <w:szCs w:val="24"/>
-          <w:lang w:eastAsia="ru-RU"/>
-        </w:rPr>
-      </w:pPr>
-      <w:r>
-        <w:rPr>
-          <w:rFonts w:ascii="Arial" w:eastAsia="Times New Roman" w:hAnsi="Arial" w:cs="Arial"/>
-          <w:sz w:val="24"/>
-          <w:szCs w:val="24"/>
-          <w:lang w:eastAsia="ru-RU"/>
-        </w:rPr>
-        <w:t xml:space="preserve">Давай зафиксируем структуру папок, которую мы создадим для этого сервиса в </w:t>
-      </w:r>
-      <w:proofErr w:type="spellStart"/>
-      <w:r>
-        <w:rPr>
-          <w:rFonts w:ascii="Courier New" w:eastAsia="Times New Roman" w:hAnsi="Courier New" w:cs="Courier New"/>
-          <w:sz w:val="21"/>
-          <w:szCs w:val="21"/>
-          <w:lang w:eastAsia="ru-RU"/>
-        </w:rPr>
-        <w:t>services</w:t>
-      </w:r>
-      <w:proofErr w:type="spellEnd"/>
-      <w:r>
-        <w:rPr>
-          <w:rFonts w:ascii="Courier New" w:eastAsia="Times New Roman" w:hAnsi="Courier New" w:cs="Courier New"/>
-          <w:sz w:val="21"/>
-          <w:szCs w:val="21"/>
-          <w:lang w:eastAsia="ru-RU"/>
-        </w:rPr>
-        <w:t>/</w:t>
-      </w:r>
-      <w:proofErr w:type="spellStart"/>
-      <w:r>
-        <w:rPr>
-          <w:rFonts w:ascii="Courier New" w:eastAsia="Times New Roman" w:hAnsi="Courier New" w:cs="Courier New"/>
-          <w:sz w:val="21"/>
-          <w:szCs w:val="21"/>
-          <w:lang w:eastAsia="ru-RU"/>
-        </w:rPr>
-        <w:t>qa_orchestrator</w:t>
-      </w:r>
-      <w:proofErr w:type="spellEnd"/>
-      <w:r>
-        <w:rPr>
-          <w:rFonts w:ascii="Arial" w:eastAsia="Times New Roman" w:hAnsi="Arial" w:cs="Arial"/>
-          <w:sz w:val="24"/>
-          <w:szCs w:val="24"/>
-          <w:lang w:eastAsia="ru-RU"/>
-        </w:rPr>
-        <w:t>:</w:t>
-      </w:r>
-    </w:p>
-    <w:p>
-      <w:pPr>
-        <w:spacing w:after="0" w:line="240" w:lineRule="auto"/>
-        <w:rPr>
-          <w:rFonts w:ascii="Arial" w:eastAsia="Times New Roman" w:hAnsi="Arial" w:cs="Arial"/>
+      </w:pPr>
+      <w:r>
+        <w:rPr>
+          <w:rFonts w:ascii="Segoe UI Emoji" w:eastAsia="Times New Roman" w:hAnsi="Segoe UI Emoji" w:cs="Segoe UI Emoji"/>
+          <w:b/>
+          <w:bCs/>
           <w:sz w:val="30"/>
           <w:szCs w:val="30"/>
-          <w:lang w:val="en-US" w:eastAsia="ru-RU"/>
-        </w:rPr>
-      </w:pPr>
-      <w:r>
-        <w:rPr>
-          <w:rFonts w:ascii="Arial" w:eastAsia="Times New Roman" w:hAnsi="Arial" w:cs="Arial"/>
+          <w:lang w:eastAsia="ru-RU"/>
+        </w:rPr>
+        <w:t>🛠</w:t>
+      </w:r>
+      <w:r>
+        <w:rPr>
+          <w:rFonts w:ascii="Arial" w:eastAsia="Times New Roman" w:hAnsi="Arial" w:cs="Arial"/>
+          <w:b/>
+          <w:bCs/>
           <w:sz w:val="30"/>
           <w:szCs w:val="30"/>
-          <w:lang w:val="en-US" w:eastAsia="ru-RU"/>
+          <w:lang w:eastAsia="ru-RU"/>
+        </w:rPr>
+        <w:t>️ 1. Архитектура и сетевой контекст</w:t>
+      </w:r>
+    </w:p>
+    <w:p>
+      <w:pPr>
+        <w:spacing w:line="240" w:lineRule="auto"/>
+        <w:rPr>
+          <w:rFonts w:ascii="Arial" w:eastAsia="Times New Roman" w:hAnsi="Arial" w:cs="Arial"/>
+          <w:sz w:val="24"/>
+          <w:szCs w:val="24"/>
+          <w:lang w:eastAsia="ru-RU"/>
+        </w:rPr>
+      </w:pPr>
+      <w:r>
+        <w:rPr>
+          <w:rFonts w:ascii="Arial" w:eastAsia="Times New Roman" w:hAnsi="Arial" w:cs="Arial"/>
+          <w:sz w:val="24"/>
+          <w:szCs w:val="24"/>
+          <w:lang w:eastAsia="ru-RU"/>
+        </w:rPr>
+        <w:t xml:space="preserve">Микросервис представляет собой изолированный контролирующий орган на базе </w:t>
+      </w:r>
+      <w:r>
+        <w:rPr>
+          <w:rFonts w:ascii="Arial" w:eastAsia="Times New Roman" w:hAnsi="Arial" w:cs="Arial"/>
+          <w:b/>
+          <w:bCs/>
+          <w:sz w:val="24"/>
+          <w:szCs w:val="24"/>
+          <w:lang w:eastAsia="ru-RU"/>
+        </w:rPr>
+        <w:t>FastAPI</w:t>
+      </w:r>
+      <w:r>
+        <w:rPr>
+          <w:rFonts w:ascii="Arial" w:eastAsia="Times New Roman" w:hAnsi="Arial" w:cs="Arial"/>
+          <w:sz w:val="24"/>
+          <w:szCs w:val="24"/>
+          <w:lang w:eastAsia="ru-RU"/>
+        </w:rPr>
+        <w:t xml:space="preserve">, развернутый в общей Docker-сети проекта (порт </w:t>
+      </w:r>
+      <w:r>
+        <w:rPr>
+          <w:rFonts w:ascii="Courier New" w:eastAsia="Times New Roman" w:hAnsi="Courier New" w:cs="Courier New"/>
+          <w:sz w:val="21"/>
+          <w:szCs w:val="21"/>
+          <w:lang w:eastAsia="ru-RU"/>
+        </w:rPr>
+        <w:t>8005</w:t>
+      </w:r>
+      <w:r>
+        <w:rPr>
+          <w:rFonts w:ascii="Arial" w:eastAsia="Times New Roman" w:hAnsi="Arial" w:cs="Arial"/>
+          <w:sz w:val="24"/>
+          <w:szCs w:val="24"/>
+          <w:lang w:eastAsia="ru-RU"/>
+        </w:rPr>
+        <w:t>) [MAXIDENSITY].</w:t>
+      </w:r>
+    </w:p>
+    <w:p>
+      <w:pPr>
+        <w:numPr>
+          <w:ilvl w:val="0"/>
+          <w:numId w:val="1"/>
+        </w:numPr>
+        <w:spacing w:after="0" w:line="240" w:lineRule="auto"/>
+        <w:rPr>
+          <w:rFonts w:ascii="Arial" w:eastAsia="Times New Roman" w:hAnsi="Arial" w:cs="Arial"/>
+          <w:sz w:val="24"/>
+          <w:szCs w:val="24"/>
+          <w:lang w:eastAsia="ru-RU"/>
+        </w:rPr>
+      </w:pPr>
+      <w:r>
+        <w:rPr>
+          <w:rFonts w:ascii="Arial" w:eastAsia="Times New Roman" w:hAnsi="Arial" w:cs="Arial"/>
+          <w:b/>
+          <w:bCs/>
+          <w:sz w:val="24"/>
+          <w:szCs w:val="24"/>
+          <w:lang w:eastAsia="ru-RU"/>
+        </w:rPr>
+        <w:t>Базовый URL для тестов</w:t>
+      </w:r>
+      <w:r>
+        <w:rPr>
+          <w:rFonts w:ascii="Arial" w:eastAsia="Times New Roman" w:hAnsi="Arial" w:cs="Arial"/>
+          <w:sz w:val="24"/>
+          <w:szCs w:val="24"/>
+          <w:lang w:eastAsia="ru-RU"/>
+        </w:rPr>
+        <w:t xml:space="preserve">: </w:t>
+      </w:r>
+      <w:r>
+        <w:rPr>
+          <w:rFonts w:ascii="Courier New" w:eastAsia="Times New Roman" w:hAnsi="Courier New" w:cs="Courier New"/>
+          <w:sz w:val="21"/>
+          <w:szCs w:val="21"/>
+          <w:lang w:eastAsia="ru-RU"/>
+        </w:rPr>
+        <w:t>http://gateway:80</w:t>
+      </w:r>
+      <w:r>
+        <w:rPr>
+          <w:rFonts w:ascii="Arial" w:eastAsia="Times New Roman" w:hAnsi="Arial" w:cs="Arial"/>
+          <w:sz w:val="24"/>
+          <w:szCs w:val="24"/>
+          <w:lang w:eastAsia="ru-RU"/>
+        </w:rPr>
+        <w:t xml:space="preserve"> (все запросы идут строго через шлюз Nginx) [MAXIDENSITY].</w:t>
+      </w:r>
+    </w:p>
+    <w:p>
+      <w:pPr>
+        <w:numPr>
+          <w:ilvl w:val="0"/>
+          <w:numId w:val="1"/>
+        </w:numPr>
+        <w:spacing w:after="0" w:line="240" w:lineRule="auto"/>
+        <w:rPr>
+          <w:rFonts w:ascii="Arial" w:eastAsia="Times New Roman" w:hAnsi="Arial" w:cs="Arial"/>
+          <w:sz w:val="24"/>
+          <w:szCs w:val="24"/>
+          <w:lang w:eastAsia="ru-RU"/>
+        </w:rPr>
+      </w:pPr>
+      <w:r>
+        <w:rPr>
+          <w:rFonts w:ascii="Arial" w:eastAsia="Times New Roman" w:hAnsi="Arial" w:cs="Arial"/>
+          <w:b/>
+          <w:bCs/>
+          <w:sz w:val="24"/>
+          <w:szCs w:val="24"/>
+          <w:lang w:eastAsia="ru-RU"/>
+        </w:rPr>
+        <w:t>Принцип чистого листа</w:t>
+      </w:r>
+      <w:r>
+        <w:rPr>
+          <w:rFonts w:ascii="Arial" w:eastAsia="Times New Roman" w:hAnsi="Arial" w:cs="Arial"/>
+          <w:sz w:val="24"/>
+          <w:szCs w:val="24"/>
+          <w:lang w:eastAsia="ru-RU"/>
+        </w:rPr>
+        <w:t xml:space="preserve">: Перед стартом </w:t>
+      </w:r>
+      <w:r>
+        <w:rPr>
+          <w:rFonts w:ascii="Arial" w:eastAsia="Times New Roman" w:hAnsi="Arial" w:cs="Arial"/>
+          <w:i/>
+          <w:iCs/>
+          <w:sz w:val="24"/>
+          <w:szCs w:val="24"/>
+          <w:lang w:eastAsia="ru-RU"/>
+        </w:rPr>
+        <w:t>каждого</w:t>
+      </w:r>
+      <w:r>
+        <w:rPr>
+          <w:rFonts w:ascii="Arial" w:eastAsia="Times New Roman" w:hAnsi="Arial" w:cs="Arial"/>
+          <w:sz w:val="24"/>
+          <w:szCs w:val="24"/>
+          <w:lang w:eastAsia="ru-RU"/>
+        </w:rPr>
+        <w:t xml:space="preserve"> сценария оркестратор принудительно выполняет </w:t>
+      </w:r>
+      <w:r>
+        <w:rPr>
+          <w:rFonts w:ascii="Courier New" w:eastAsia="Times New Roman" w:hAnsi="Courier New" w:cs="Courier New"/>
+          <w:sz w:val="21"/>
+          <w:szCs w:val="21"/>
+          <w:lang w:eastAsia="ru-RU"/>
+        </w:rPr>
+        <w:t>TRUNCATE ... CASCADE</w:t>
+      </w:r>
+      <w:r>
+        <w:rPr>
+          <w:rFonts w:ascii="Arial" w:eastAsia="Times New Roman" w:hAnsi="Arial" w:cs="Arial"/>
+          <w:sz w:val="24"/>
+          <w:szCs w:val="24"/>
+          <w:lang w:eastAsia="ru-RU"/>
+        </w:rPr>
+        <w:t xml:space="preserve"> в PostgreSQL [MAXIDENSITY]. Тесты абсолютно изолированы и независимы от мусора в БД [MAXIDENSITY].</w:t>
+      </w:r>
+    </w:p>
+    <w:p>
+      <w:pPr>
+        <w:numPr>
+          <w:ilvl w:val="0"/>
+          <w:numId w:val="1"/>
+        </w:numPr>
+        <w:spacing w:after="0" w:line="240" w:lineRule="auto"/>
+        <w:rPr>
+          <w:rFonts w:ascii="Arial" w:eastAsia="Times New Roman" w:hAnsi="Arial" w:cs="Arial"/>
+          <w:sz w:val="24"/>
+          <w:szCs w:val="24"/>
+          <w:lang w:eastAsia="ru-RU"/>
+        </w:rPr>
+      </w:pPr>
+      <w:r>
+        <w:rPr>
+          <w:rFonts w:ascii="Arial" w:eastAsia="Times New Roman" w:hAnsi="Arial" w:cs="Arial"/>
+          <w:b/>
+          <w:bCs/>
+          <w:sz w:val="24"/>
+          <w:szCs w:val="24"/>
+          <w:lang w:eastAsia="ru-RU"/>
+        </w:rPr>
+        <w:t>Единый запуск</w:t>
+      </w:r>
+      <w:r>
+        <w:rPr>
+          <w:rFonts w:ascii="Arial" w:eastAsia="Times New Roman" w:hAnsi="Arial" w:cs="Arial"/>
+          <w:sz w:val="24"/>
+          <w:szCs w:val="24"/>
+          <w:lang w:eastAsia="ru-RU"/>
+        </w:rPr>
+        <w:t xml:space="preserve">: Корневая ручка </w:t>
+      </w:r>
+      <w:r>
+        <w:rPr>
+          <w:rFonts w:ascii="Courier New" w:eastAsia="Times New Roman" w:hAnsi="Courier New" w:cs="Courier New"/>
+          <w:sz w:val="21"/>
+          <w:szCs w:val="21"/>
+          <w:lang w:eastAsia="ru-RU"/>
+        </w:rPr>
+        <w:t>POST /qa/run-stories/all</w:t>
+      </w:r>
+      <w:r>
+        <w:rPr>
+          <w:rFonts w:ascii="Arial" w:eastAsia="Times New Roman" w:hAnsi="Arial" w:cs="Arial"/>
+          <w:sz w:val="24"/>
+          <w:szCs w:val="24"/>
+          <w:lang w:eastAsia="ru-RU"/>
+        </w:rPr>
+        <w:t xml:space="preserve"> сканирует всю систему и выдает Rich-таблицу отчета [MAXIDENSITY]. Также доступна живая веб-шпаргалка по адресу </w:t>
+      </w:r>
+      <w:r>
+        <w:rPr>
+          <w:rFonts w:ascii="Courier New" w:eastAsia="Times New Roman" w:hAnsi="Courier New" w:cs="Courier New"/>
+          <w:sz w:val="21"/>
+          <w:szCs w:val="21"/>
+          <w:lang w:eastAsia="ru-RU"/>
+        </w:rPr>
+        <w:t>http://localhost:8005/</w:t>
+      </w:r>
+      <w:r>
+        <w:rPr>
+          <w:rFonts w:ascii="Arial" w:eastAsia="Times New Roman" w:hAnsi="Arial" w:cs="Arial"/>
+          <w:sz w:val="24"/>
+          <w:szCs w:val="24"/>
+          <w:lang w:eastAsia="ru-RU"/>
+        </w:rPr>
+        <w:t xml:space="preserve"> [MAXIDENSITY].</w:t>
+      </w:r>
+    </w:p>
+    <w:p>
+      <w:pPr>
+        <w:spacing w:before="480" w:after="480" w:line="240" w:lineRule="auto"/>
+        <w:rPr>
+          <w:rFonts w:ascii="Times New Roman" w:eastAsia="Times New Roman" w:hAnsi="Times New Roman" w:cs="Times New Roman"/>
+          <w:sz w:val="24"/>
+          <w:szCs w:val="24"/>
+          <w:lang w:eastAsia="ru-RU"/>
+        </w:rPr>
+      </w:pPr>
+      <w:r>
+        <w:rPr>
+          <w:rFonts w:ascii="Times New Roman" w:eastAsia="Times New Roman" w:hAnsi="Times New Roman" w:cs="Times New Roman"/>
+          <w:sz w:val="24"/>
+          <w:szCs w:val="24"/>
+          <w:lang w:eastAsia="ru-RU"/>
+        </w:rPr>
+        <w:pict w14:anchorId="2FBB4FE4">
+          <v:rect id="_x0000_i1026" style="width:0;height:1.5pt" o:hralign="center" o:hrstd="t" o:hr="t" fillcolor="#a0a0a0" stroked="f"/>
+        </w:pict>
+      </w:r>
+    </w:p>
+    <w:p>
+      <w:pPr>
+        <w:spacing w:before="480" w:after="480" w:line="240" w:lineRule="auto"/>
+        <w:rPr>
+          <w:rFonts w:ascii="Arial" w:eastAsia="Times New Roman" w:hAnsi="Arial" w:cs="Arial"/>
+          <w:b/>
+          <w:bCs/>
+          <w:sz w:val="30"/>
+          <w:szCs w:val="30"/>
+          <w:lang w:eastAsia="ru-RU"/>
+        </w:rPr>
+      </w:pPr>
+      <w:r>
+        <w:rPr>
+          <w:rFonts w:ascii="Segoe UI Emoji" w:eastAsia="Times New Roman" w:hAnsi="Segoe UI Emoji" w:cs="Segoe UI Emoji"/>
+          <w:b/>
+          <w:bCs/>
+          <w:sz w:val="30"/>
+          <w:szCs w:val="30"/>
+          <w:lang w:eastAsia="ru-RU"/>
+        </w:rPr>
+        <w:t>📂</w:t>
+      </w:r>
+      <w:r>
+        <w:rPr>
+          <w:rFonts w:ascii="Arial" w:eastAsia="Times New Roman" w:hAnsi="Arial" w:cs="Arial"/>
+          <w:b/>
+          <w:bCs/>
+          <w:sz w:val="30"/>
+          <w:szCs w:val="30"/>
+          <w:lang w:eastAsia="ru-RU"/>
+        </w:rPr>
+        <w:t xml:space="preserve"> 2. Локация и структура папок (Где лежат истории)</w:t>
+      </w:r>
+    </w:p>
+    <w:p>
+      <w:pPr>
+        <w:spacing w:line="240" w:lineRule="auto"/>
+        <w:rPr>
+          <w:rFonts w:ascii="Arial" w:eastAsia="Times New Roman" w:hAnsi="Arial" w:cs="Arial"/>
+          <w:sz w:val="24"/>
+          <w:szCs w:val="24"/>
+          <w:lang w:eastAsia="ru-RU"/>
+        </w:rPr>
+      </w:pPr>
+      <w:r>
+        <w:rPr>
+          <w:rFonts w:ascii="Arial" w:eastAsia="Times New Roman" w:hAnsi="Arial" w:cs="Arial"/>
+          <w:sz w:val="24"/>
+          <w:szCs w:val="24"/>
+          <w:lang w:eastAsia="ru-RU"/>
+        </w:rPr>
+        <w:t>Тесты разделены на изолированные технологические плоскости (</w:t>
+      </w:r>
+      <w:r>
+        <w:rPr>
+          <w:rFonts w:ascii="Courier New" w:eastAsia="Times New Roman" w:hAnsi="Courier New" w:cs="Courier New"/>
+          <w:sz w:val="21"/>
+          <w:szCs w:val="21"/>
+          <w:lang w:eastAsia="ru-RU"/>
+        </w:rPr>
+        <w:t>scopes</w:t>
+      </w:r>
+      <w:r>
+        <w:rPr>
+          <w:rFonts w:ascii="Arial" w:eastAsia="Times New Roman" w:hAnsi="Arial" w:cs="Arial"/>
+          <w:sz w:val="24"/>
+          <w:szCs w:val="24"/>
+          <w:lang w:eastAsia="ru-RU"/>
+        </w:rPr>
+        <w:t xml:space="preserve">) внутри папки </w:t>
+      </w:r>
+      <w:r>
+        <w:rPr>
+          <w:rFonts w:ascii="Courier New" w:eastAsia="Times New Roman" w:hAnsi="Courier New" w:cs="Courier New"/>
+          <w:sz w:val="21"/>
+          <w:szCs w:val="21"/>
+          <w:lang w:eastAsia="ru-RU"/>
+        </w:rPr>
+        <w:t>features/</w:t>
+      </w:r>
+      <w:r>
+        <w:rPr>
+          <w:rFonts w:ascii="Arial" w:eastAsia="Times New Roman" w:hAnsi="Arial" w:cs="Arial"/>
+          <w:sz w:val="24"/>
+          <w:szCs w:val="24"/>
+          <w:lang w:eastAsia="ru-RU"/>
+        </w:rPr>
+        <w:t xml:space="preserve"> [MAXIDENSITY]:</w:t>
+      </w:r>
+    </w:p>
+    <w:p>
+      <w:pPr>
+        <w:spacing w:after="0" w:line="240" w:lineRule="auto"/>
+        <w:rPr>
+          <w:rFonts w:ascii="Arial" w:eastAsia="Times New Roman" w:hAnsi="Arial" w:cs="Arial"/>
+          <w:sz w:val="30"/>
+          <w:szCs w:val="30"/>
+          <w:lang w:eastAsia="ru-RU"/>
+        </w:rPr>
+      </w:pPr>
+      <w:r>
+        <w:rPr>
+          <w:rFonts w:ascii="Arial" w:eastAsia="Times New Roman" w:hAnsi="Arial" w:cs="Arial"/>
+          <w:sz w:val="30"/>
+          <w:szCs w:val="30"/>
+          <w:lang w:eastAsia="ru-RU"/>
         </w:rPr>
         <w:t>text</w:t>
       </w:r>
@@ -144,37 +556,17 @@
           <w:rFonts w:ascii="Courier New" w:eastAsia="Times New Roman" w:hAnsi="Courier New" w:cs="Courier New"/>
           <w:sz w:val="21"/>
           <w:szCs w:val="21"/>
-          <w:lang w:val="en-US" w:eastAsia="ru-RU"/>
-        </w:rPr>
-      </w:pPr>
-      <w:r>
-        <w:rPr>
-          <w:rFonts w:ascii="Courier New" w:eastAsia="Times New Roman" w:hAnsi="Courier New" w:cs="Courier New"/>
-          <w:sz w:val="21"/>
-          <w:szCs w:val="21"/>
-          <w:lang w:val="en-US" w:eastAsia="ru-RU"/>
-        </w:rPr>
-        <w:t>services/</w:t>
-      </w:r>
-      <w:proofErr w:type="spellStart"/>
-      <w:r>
-        <w:rPr>
-          <w:rFonts w:ascii="Courier New" w:eastAsia="Times New Roman" w:hAnsi="Courier New" w:cs="Courier New"/>
-          <w:sz w:val="21"/>
-          <w:szCs w:val="21"/>
-          <w:lang w:val="en-US" w:eastAsia="ru-RU"/>
-        </w:rPr>
-        <w:t>qa_orchestrator</w:t>
-      </w:r>
-      <w:proofErr w:type="spellEnd"/>
-      <w:r>
-        <w:rPr>
-          <w:rFonts w:ascii="Courier New" w:eastAsia="Times New Roman" w:hAnsi="Courier New" w:cs="Courier New"/>
-          <w:sz w:val="21"/>
-          <w:szCs w:val="21"/>
-          <w:lang w:val="en-US" w:eastAsia="ru-RU"/>
-        </w:rPr>
-        <w:t>/</w:t>
+          <w:lang w:eastAsia="ru-RU"/>
+        </w:rPr>
+      </w:pPr>
+      <w:r>
+        <w:rPr>
+          <w:rFonts w:ascii="Courier New" w:eastAsia="Times New Roman" w:hAnsi="Courier New" w:cs="Courier New"/>
+          <w:sz w:val="21"/>
+          <w:szCs w:val="21"/>
+          <w:lang w:eastAsia="ru-RU"/>
+        </w:rPr>
+        <w:t>services/qa_orchestrator/</w:t>
       </w:r>
     </w:p>
     <w:p>
@@ -202,29 +594,18 @@
           <w:rFonts w:ascii="Courier New" w:eastAsia="Times New Roman" w:hAnsi="Courier New" w:cs="Courier New"/>
           <w:sz w:val="21"/>
           <w:szCs w:val="21"/>
-          <w:lang w:val="en-US" w:eastAsia="ru-RU"/>
-        </w:rPr>
-      </w:pPr>
-      <w:r>
-        <w:rPr>
-          <w:rFonts w:ascii="Courier New" w:eastAsia="Times New Roman" w:hAnsi="Courier New" w:cs="Courier New"/>
-          <w:sz w:val="21"/>
-          <w:szCs w:val="21"/>
-          <w:lang w:val="en-US" w:eastAsia="ru-RU"/>
-        </w:rPr>
-        <w:t>|____</w:t>
-      </w:r>
-      <w:proofErr w:type="spellStart"/>
-      <w:r>
-        <w:rPr>
-          <w:rFonts w:ascii="Courier New" w:eastAsia="Times New Roman" w:hAnsi="Courier New" w:cs="Courier New"/>
-          <w:sz w:val="21"/>
-          <w:szCs w:val="21"/>
-          <w:lang w:val="en-US" w:eastAsia="ru-RU"/>
-        </w:rPr>
-        <w:t>Dockerfile</w:t>
-      </w:r>
-      <w:proofErr w:type="spellEnd"/>
+          <w:lang w:eastAsia="ru-RU"/>
+        </w:rPr>
+      </w:pPr>
+      <w:r>
+        <w:rPr>
+          <w:rFonts w:ascii="Courier New" w:eastAsia="Times New Roman" w:hAnsi="Courier New" w:cs="Courier New"/>
+          <w:sz w:val="21"/>
+          <w:szCs w:val="21"/>
+          <w:lang w:eastAsia="ru-RU"/>
+        </w:rPr>
+        <w:t>├── main.py                    # Корневой динамический оркестратор (FastAPI)</w:t>
+      </w:r>
     </w:p>
     <w:p>
       <w:pPr>
@@ -251,17 +632,17 @@
           <w:rFonts w:ascii="Courier New" w:eastAsia="Times New Roman" w:hAnsi="Courier New" w:cs="Courier New"/>
           <w:sz w:val="21"/>
           <w:szCs w:val="21"/>
-          <w:lang w:val="en-US" w:eastAsia="ru-RU"/>
-        </w:rPr>
-      </w:pPr>
-      <w:r>
-        <w:rPr>
-          <w:rFonts w:ascii="Courier New" w:eastAsia="Times New Roman" w:hAnsi="Courier New" w:cs="Courier New"/>
-          <w:sz w:val="21"/>
-          <w:szCs w:val="21"/>
-          <w:lang w:val="en-US" w:eastAsia="ru-RU"/>
-        </w:rPr>
-        <w:t>|____requirements.txt</w:t>
+          <w:lang w:eastAsia="ru-RU"/>
+        </w:rPr>
+      </w:pPr>
+      <w:r>
+        <w:rPr>
+          <w:rFonts w:ascii="Courier New" w:eastAsia="Times New Roman" w:hAnsi="Courier New" w:cs="Courier New"/>
+          <w:sz w:val="21"/>
+          <w:szCs w:val="21"/>
+          <w:lang w:eastAsia="ru-RU"/>
+        </w:rPr>
+        <w:t>├── utils/</w:t>
       </w:r>
     </w:p>
     <w:p>
@@ -299,7 +680,7 @@
           <w:szCs w:val="21"/>
           <w:lang w:eastAsia="ru-RU"/>
         </w:rPr>
-        <w:t>|____main.py                 # API для запуска тестов из браузера/терминала</w:t>
+        <w:t>│   ├── anomaly_checker.py     # Сканер OpenAPI ядра бэкенда на префиксы /api/v1</w:t>
       </w:r>
     </w:p>
     <w:p>
@@ -337,47 +718,7 @@
           <w:szCs w:val="21"/>
           <w:lang w:eastAsia="ru-RU"/>
         </w:rPr>
-        <w:t>|____</w:t>
-      </w:r>
-      <w:proofErr w:type="spellStart"/>
-      <w:r>
-        <w:rPr>
-          <w:rFonts w:ascii="Courier New" w:eastAsia="Times New Roman" w:hAnsi="Courier New" w:cs="Courier New"/>
-          <w:sz w:val="21"/>
-          <w:szCs w:val="21"/>
-          <w:lang w:eastAsia="ru-RU"/>
-        </w:rPr>
-        <w:t>features</w:t>
-      </w:r>
-      <w:proofErr w:type="spellEnd"/>
-      <w:r>
-        <w:rPr>
-          <w:rFonts w:ascii="Courier New" w:eastAsia="Times New Roman" w:hAnsi="Courier New" w:cs="Courier New"/>
-          <w:sz w:val="21"/>
-          <w:szCs w:val="21"/>
-          <w:lang w:eastAsia="ru-RU"/>
-        </w:rPr>
-        <w:t xml:space="preserve">/               # Папка с историями пользователей (User </w:t>
-      </w:r>
-      <w:proofErr w:type="spellStart"/>
-      <w:r>
-        <w:rPr>
-          <w:rFonts w:ascii="Courier New" w:eastAsia="Times New Roman" w:hAnsi="Courier New" w:cs="Courier New"/>
-          <w:sz w:val="21"/>
-          <w:szCs w:val="21"/>
-          <w:lang w:eastAsia="ru-RU"/>
-        </w:rPr>
-        <w:t>Stories</w:t>
-      </w:r>
-      <w:proofErr w:type="spellEnd"/>
-      <w:r>
-        <w:rPr>
-          <w:rFonts w:ascii="Courier New" w:eastAsia="Times New Roman" w:hAnsi="Courier New" w:cs="Courier New"/>
-          <w:sz w:val="21"/>
-          <w:szCs w:val="21"/>
-          <w:lang w:eastAsia="ru-RU"/>
-        </w:rPr>
-        <w:t>)</w:t>
+        <w:t>│   └── extract_routes.py      # Автогенератор карты роутеров (core_routes_map.txt)</w:t>
       </w:r>
     </w:p>
     <w:p>
@@ -408,6 +749,15 @@
           <w:lang w:eastAsia="ru-RU"/>
         </w:rPr>
       </w:pPr>
+      <w:r>
+        <w:rPr>
+          <w:rFonts w:ascii="Courier New" w:eastAsia="Times New Roman" w:hAnsi="Courier New" w:cs="Courier New"/>
+          <w:sz w:val="21"/>
+          <w:szCs w:val="21"/>
+          <w:lang w:eastAsia="ru-RU"/>
+        </w:rPr>
+        <w:t>└── features/                  # Папка пользовательских историй (User Stories)</w:t>
+      </w:r>
     </w:p>
     <w:p>
       <w:pPr>
@@ -444,27 +794,25 @@
           <w:szCs w:val="21"/>
           <w:lang w:eastAsia="ru-RU"/>
         </w:rPr>
-        <w:t>| |____01_</w:t>
-      </w:r>
-      <w:proofErr w:type="gramStart"/>
-      <w:r>
-        <w:rPr>
-          <w:rFonts w:ascii="Courier New" w:eastAsia="Times New Roman" w:hAnsi="Courier New" w:cs="Courier New"/>
-          <w:sz w:val="21"/>
-          <w:szCs w:val="21"/>
-          <w:lang w:eastAsia="ru-RU"/>
-        </w:rPr>
-        <w:t>catalog.feature</w:t>
-      </w:r>
-      <w:proofErr w:type="gramEnd"/>
-      <w:r>
-        <w:rPr>
-          <w:rFonts w:ascii="Courier New" w:eastAsia="Times New Roman" w:hAnsi="Courier New" w:cs="Courier New"/>
-          <w:sz w:val="21"/>
-          <w:szCs w:val="21"/>
-          <w:lang w:eastAsia="ru-RU"/>
-        </w:rPr>
-        <w:t xml:space="preserve">    # Твоя история: Поставщик -&gt; Бренд -&gt; Категория -&gt; Товар</w:t>
+        <w:t xml:space="preserve">    ├── backend/               # </w:t>
+      </w:r>
+      <w:r>
+        <w:rPr>
+          <w:rFonts w:ascii="Segoe UI Emoji" w:eastAsia="Times New Roman" w:hAnsi="Segoe UI Emoji" w:cs="Segoe UI Emoji"/>
+          <w:sz w:val="21"/>
+          <w:szCs w:val="21"/>
+          <w:lang w:eastAsia="ru-RU"/>
+        </w:rPr>
+        <w:t>🟢</w:t>
+      </w:r>
+      <w:r>
+        <w:rPr>
+          <w:rFonts w:ascii="Courier New" w:eastAsia="Times New Roman" w:hAnsi="Courier New" w:cs="Courier New"/>
+          <w:sz w:val="21"/>
+          <w:szCs w:val="21"/>
+          <w:lang w:eastAsia="ru-RU"/>
+        </w:rPr>
+        <w:t xml:space="preserve"> ПЛОСКОСТЬ ЯДРА СУБД И БИЗНЕС-ЛОГИКИ</w:t>
       </w:r>
     </w:p>
     <w:p>
@@ -502,27 +850,7 @@
           <w:szCs w:val="21"/>
           <w:lang w:eastAsia="ru-RU"/>
         </w:rPr>
-        <w:t>| |____02_</w:t>
-      </w:r>
-      <w:proofErr w:type="gramStart"/>
-      <w:r>
-        <w:rPr>
-          <w:rFonts w:ascii="Courier New" w:eastAsia="Times New Roman" w:hAnsi="Courier New" w:cs="Courier New"/>
-          <w:sz w:val="21"/>
-          <w:szCs w:val="21"/>
-          <w:lang w:eastAsia="ru-RU"/>
-        </w:rPr>
-        <w:t>warehouse.feature</w:t>
-      </w:r>
-      <w:proofErr w:type="gramEnd"/>
-      <w:r>
-        <w:rPr>
-          <w:rFonts w:ascii="Courier New" w:eastAsia="Times New Roman" w:hAnsi="Courier New" w:cs="Courier New"/>
-          <w:sz w:val="21"/>
-          <w:szCs w:val="21"/>
-          <w:lang w:eastAsia="ru-RU"/>
-        </w:rPr>
-        <w:t xml:space="preserve">  # История: Заявка -&gt; Приемка на склад</w:t>
+        <w:t xml:space="preserve">    │   ├── 01_catalog_flow.feature</w:t>
       </w:r>
     </w:p>
     <w:p>
@@ -560,27 +888,7 @@
           <w:szCs w:val="21"/>
           <w:lang w:eastAsia="ru-RU"/>
         </w:rPr>
-        <w:t>| |____03_</w:t>
-      </w:r>
-      <w:proofErr w:type="gramStart"/>
-      <w:r>
-        <w:rPr>
-          <w:rFonts w:ascii="Courier New" w:eastAsia="Times New Roman" w:hAnsi="Courier New" w:cs="Courier New"/>
-          <w:sz w:val="21"/>
-          <w:szCs w:val="21"/>
-          <w:lang w:eastAsia="ru-RU"/>
-        </w:rPr>
-        <w:t>cashbox.feature</w:t>
-      </w:r>
-      <w:proofErr w:type="gramEnd"/>
-      <w:r>
-        <w:rPr>
-          <w:rFonts w:ascii="Courier New" w:eastAsia="Times New Roman" w:hAnsi="Courier New" w:cs="Courier New"/>
-          <w:sz w:val="21"/>
-          <w:szCs w:val="21"/>
-          <w:lang w:eastAsia="ru-RU"/>
-        </w:rPr>
-        <w:t xml:space="preserve">    # История: Продажа FIFO -&gt; Списание -&gt; Баланс клиента</w:t>
+        <w:t xml:space="preserve">    │   ├── ...</w:t>
       </w:r>
     </w:p>
     <w:p>
@@ -618,27 +926,7 @@
           <w:szCs w:val="21"/>
           <w:lang w:eastAsia="ru-RU"/>
         </w:rPr>
-        <w:t>|____</w:t>
-      </w:r>
-      <w:proofErr w:type="spellStart"/>
-      <w:r>
-        <w:rPr>
-          <w:rFonts w:ascii="Courier New" w:eastAsia="Times New Roman" w:hAnsi="Courier New" w:cs="Courier New"/>
-          <w:sz w:val="21"/>
-          <w:szCs w:val="21"/>
-          <w:lang w:eastAsia="ru-RU"/>
-        </w:rPr>
-        <w:t>steps</w:t>
-      </w:r>
-      <w:proofErr w:type="spellEnd"/>
-      <w:r>
-        <w:rPr>
-          <w:rFonts w:ascii="Courier New" w:eastAsia="Times New Roman" w:hAnsi="Courier New" w:cs="Courier New"/>
-          <w:sz w:val="21"/>
-          <w:szCs w:val="21"/>
-          <w:lang w:eastAsia="ru-RU"/>
-        </w:rPr>
-        <w:t>/                  # Код, который превращает текст историй в реальные проверки</w:t>
+        <w:t xml:space="preserve">    │   └── steps/             # Python-реализация шагов бэкенда</w:t>
       </w:r>
     </w:p>
     <w:p>
@@ -669,6 +957,15 @@
           <w:lang w:eastAsia="ru-RU"/>
         </w:rPr>
       </w:pPr>
+      <w:r>
+        <w:rPr>
+          <w:rFonts w:ascii="Courier New" w:eastAsia="Times New Roman" w:hAnsi="Courier New" w:cs="Courier New"/>
+          <w:sz w:val="21"/>
+          <w:szCs w:val="21"/>
+          <w:lang w:eastAsia="ru-RU"/>
+        </w:rPr>
+        <w:t xml:space="preserve">    │       ├── 01_catalog_flow_steps.py</w:t>
+      </w:r>
     </w:p>
     <w:p>
       <w:pPr>
@@ -695,17 +992,17 @@
           <w:rFonts w:ascii="Courier New" w:eastAsia="Times New Roman" w:hAnsi="Courier New" w:cs="Courier New"/>
           <w:sz w:val="21"/>
           <w:szCs w:val="21"/>
-          <w:lang w:val="en-US" w:eastAsia="ru-RU"/>
-        </w:rPr>
-      </w:pPr>
-      <w:r>
-        <w:rPr>
-          <w:rFonts w:ascii="Courier New" w:eastAsia="Times New Roman" w:hAnsi="Courier New" w:cs="Courier New"/>
-          <w:sz w:val="21"/>
-          <w:szCs w:val="21"/>
-          <w:lang w:val="en-US" w:eastAsia="ru-RU"/>
-        </w:rPr>
-        <w:t>| |____catalog_steps.py</w:t>
+          <w:lang w:eastAsia="ru-RU"/>
+        </w:rPr>
+      </w:pPr>
+      <w:r>
+        <w:rPr>
+          <w:rFonts w:ascii="Courier New" w:eastAsia="Times New Roman" w:hAnsi="Courier New" w:cs="Courier New"/>
+          <w:sz w:val="21"/>
+          <w:szCs w:val="21"/>
+          <w:lang w:eastAsia="ru-RU"/>
+        </w:rPr>
+        <w:t xml:space="preserve">    │       └── ...</w:t>
       </w:r>
     </w:p>
     <w:p>
@@ -733,127 +1030,36 @@
           <w:rFonts w:ascii="Courier New" w:eastAsia="Times New Roman" w:hAnsi="Courier New" w:cs="Courier New"/>
           <w:sz w:val="21"/>
           <w:szCs w:val="21"/>
-          <w:lang w:val="en-US" w:eastAsia="ru-RU"/>
-        </w:rPr>
-      </w:pPr>
-      <w:r>
-        <w:rPr>
-          <w:rFonts w:ascii="Courier New" w:eastAsia="Times New Roman" w:hAnsi="Courier New" w:cs="Courier New"/>
-          <w:sz w:val="21"/>
-          <w:szCs w:val="21"/>
-          <w:lang w:val="en-US" w:eastAsia="ru-RU"/>
-        </w:rPr>
-        <w:t>| |____warehouse_steps.py</w:t>
-      </w:r>
-    </w:p>
-    <w:p>
-      <w:pPr>
-        <w:rPr>
-          <w:rFonts w:ascii="Arial" w:eastAsia="Times New Roman" w:hAnsi="Arial" w:cs="Arial"/>
-          <w:b/>
-          <w:bCs/>
-          <w:sz w:val="30"/>
-          <w:szCs w:val="30"/>
-          <w:lang w:eastAsia="ru-RU"/>
-        </w:rPr>
-      </w:pPr>
-      <w:r>
-        <w:br/>
-      </w:r>
-      <w:r>
-        <w:br/>
-      </w:r>
-      <w:r>
-        <w:br/>
-      </w:r>
-      <w:r>
-        <w:rPr>
-          <w:rFonts w:ascii="Arial" w:eastAsia="Times New Roman" w:hAnsi="Arial" w:cs="Arial"/>
-          <w:b/>
-          <w:bCs/>
-          <w:sz w:val="30"/>
-          <w:szCs w:val="30"/>
-          <w:lang w:eastAsia="ru-RU"/>
-        </w:rPr>
-        <w:t xml:space="preserve">Пример живой истории (Файл </w:t>
-      </w:r>
-      <w:r>
-        <w:rPr>
-          <w:rFonts w:ascii="Courier New" w:eastAsia="Times New Roman" w:hAnsi="Courier New" w:cs="Courier New"/>
-          <w:b/>
-          <w:bCs/>
-          <w:sz w:val="21"/>
-          <w:szCs w:val="21"/>
-          <w:lang w:eastAsia="ru-RU"/>
-        </w:rPr>
-        <w:t>01_</w:t>
-      </w:r>
-      <w:proofErr w:type="gramStart"/>
-      <w:r>
-        <w:rPr>
-          <w:rFonts w:ascii="Courier New" w:eastAsia="Times New Roman" w:hAnsi="Courier New" w:cs="Courier New"/>
-          <w:b/>
-          <w:bCs/>
-          <w:sz w:val="21"/>
-          <w:szCs w:val="21"/>
-          <w:lang w:eastAsia="ru-RU"/>
-        </w:rPr>
-        <w:t>catalog.feature</w:t>
-      </w:r>
-      <w:proofErr w:type="gramEnd"/>
-      <w:r>
-        <w:rPr>
-          <w:rFonts w:ascii="Arial" w:eastAsia="Times New Roman" w:hAnsi="Arial" w:cs="Arial"/>
-          <w:b/>
-          <w:bCs/>
-          <w:sz w:val="30"/>
-          <w:szCs w:val="30"/>
-          <w:lang w:eastAsia="ru-RU"/>
-        </w:rPr>
-        <w:t>)</w:t>
-      </w:r>
-    </w:p>
-    <w:p>
-      <w:pPr>
-        <w:spacing w:line="240" w:lineRule="auto"/>
-        <w:rPr>
-          <w:rFonts w:ascii="Arial" w:eastAsia="Times New Roman" w:hAnsi="Arial" w:cs="Arial"/>
-          <w:sz w:val="24"/>
-          <w:szCs w:val="24"/>
-          <w:lang w:eastAsia="ru-RU"/>
-        </w:rPr>
-      </w:pPr>
-      <w:r>
-        <w:rPr>
-          <w:rFonts w:ascii="Arial" w:eastAsia="Times New Roman" w:hAnsi="Arial" w:cs="Arial"/>
-          <w:sz w:val="24"/>
-          <w:szCs w:val="24"/>
-          <w:lang w:eastAsia="ru-RU"/>
-        </w:rPr>
-        <w:t>Вот как будет выглядеть твоя первая история, зафиксированная в коде «в камне»:</w:t>
-      </w:r>
-    </w:p>
-    <w:p>
-      <w:pPr>
-        <w:spacing w:after="0" w:line="240" w:lineRule="auto"/>
-        <w:rPr>
-          <w:rFonts w:ascii="Arial" w:eastAsia="Times New Roman" w:hAnsi="Arial" w:cs="Arial"/>
-          <w:sz w:val="30"/>
-          <w:szCs w:val="30"/>
-          <w:lang w:eastAsia="ru-RU"/>
-        </w:rPr>
-      </w:pPr>
-      <w:proofErr w:type="spellStart"/>
-      <w:r>
-        <w:rPr>
-          <w:rFonts w:ascii="Arial" w:eastAsia="Times New Roman" w:hAnsi="Arial" w:cs="Arial"/>
-          <w:sz w:val="30"/>
-          <w:szCs w:val="30"/>
-          <w:lang w:eastAsia="ru-RU"/>
-        </w:rPr>
-        <w:t>gherkin</w:t>
-      </w:r>
-      <w:proofErr w:type="spellEnd"/>
+          <w:lang w:eastAsia="ru-RU"/>
+        </w:rPr>
+      </w:pPr>
+      <w:r>
+        <w:rPr>
+          <w:rFonts w:ascii="Courier New" w:eastAsia="Times New Roman" w:hAnsi="Courier New" w:cs="Courier New"/>
+          <w:sz w:val="21"/>
+          <w:szCs w:val="21"/>
+          <w:lang w:eastAsia="ru-RU"/>
+        </w:rPr>
+        <w:t xml:space="preserve">    └── frontend/              # </w:t>
+      </w:r>
+      <w:r>
+        <w:rPr>
+          <w:rFonts w:ascii="Segoe UI Emoji" w:eastAsia="Times New Roman" w:hAnsi="Segoe UI Emoji" w:cs="Segoe UI Emoji"/>
+          <w:sz w:val="21"/>
+          <w:szCs w:val="21"/>
+          <w:lang w:eastAsia="ru-RU"/>
+        </w:rPr>
+        <w:t>🔵</w:t>
+      </w:r>
+      <w:r>
+        <w:rPr>
+          <w:rFonts w:ascii="Courier New" w:eastAsia="Times New Roman" w:hAnsi="Courier New" w:cs="Courier New"/>
+          <w:sz w:val="21"/>
+          <w:szCs w:val="21"/>
+          <w:lang w:eastAsia="ru-RU"/>
+        </w:rPr>
+        <w:t xml:space="preserve"> ПЛОСКОСТЬ ИНТЕРФЕЙСА И UI-КОНТРАКТОВ</w:t>
+      </w:r>
     </w:p>
     <w:p>
       <w:pPr>
@@ -890,7 +1096,7 @@
           <w:szCs w:val="21"/>
           <w:lang w:eastAsia="ru-RU"/>
         </w:rPr>
-        <w:t>Функционал: Создание и ведение каталога товаров</w:t>
+        <w:t xml:space="preserve">        ├── 01_admin_panel.feature</w:t>
       </w:r>
     </w:p>
     <w:p>
@@ -921,6 +1127,15 @@
           <w:lang w:eastAsia="ru-RU"/>
         </w:rPr>
       </w:pPr>
+      <w:r>
+        <w:rPr>
+          <w:rFonts w:ascii="Courier New" w:eastAsia="Times New Roman" w:hAnsi="Courier New" w:cs="Courier New"/>
+          <w:sz w:val="21"/>
+          <w:szCs w:val="21"/>
+          <w:lang w:eastAsia="ru-RU"/>
+        </w:rPr>
+        <w:t xml:space="preserve">        ├── 02_cashbox_ui.feature</w:t>
+      </w:r>
     </w:p>
     <w:p>
       <w:pPr>
@@ -957,7 +1172,8 @@
           <w:szCs w:val="21"/>
           <w:lang w:eastAsia="ru-RU"/>
         </w:rPr>
-        <w:t xml:space="preserve">  Сценарий: Успешный цикл добавления нового товара в систему</w:t>
+        <w:lastRenderedPageBreak/>
+        <w:t xml:space="preserve">        ├── 03_warehouse_ui.feature</w:t>
       </w:r>
     </w:p>
     <w:p>
@@ -995,27 +1211,7 @@
           <w:szCs w:val="21"/>
           <w:lang w:eastAsia="ru-RU"/>
         </w:rPr>
-        <w:t xml:space="preserve">    Дано Система полностью запущена и </w:t>
-      </w:r>
-      <w:proofErr w:type="spellStart"/>
-      <w:r>
-        <w:rPr>
-          <w:rFonts w:ascii="Courier New" w:eastAsia="Times New Roman" w:hAnsi="Courier New" w:cs="Courier New"/>
-          <w:sz w:val="21"/>
-          <w:szCs w:val="21"/>
-          <w:lang w:eastAsia="ru-RU"/>
-        </w:rPr>
-        <w:t>эндпоинты</w:t>
-      </w:r>
-      <w:proofErr w:type="spellEnd"/>
-      <w:r>
-        <w:rPr>
-          <w:rFonts w:ascii="Courier New" w:eastAsia="Times New Roman" w:hAnsi="Courier New" w:cs="Courier New"/>
-          <w:sz w:val="21"/>
-          <w:szCs w:val="21"/>
-          <w:lang w:eastAsia="ru-RU"/>
-        </w:rPr>
-        <w:t xml:space="preserve"> доступны</w:t>
+        <w:t xml:space="preserve">        └── steps/             # Python-реализация шагов фронтенда</w:t>
       </w:r>
     </w:p>
     <w:p>
@@ -1053,626 +1249,974 @@
           <w:szCs w:val="21"/>
           <w:lang w:eastAsia="ru-RU"/>
         </w:rPr>
-        <w:t xml:space="preserve">    Когда Пользователь создает поставщика с именем "Форсаж Инструмент"</w:t>
-      </w:r>
-    </w:p>
-    <w:p>
-      <w:pPr>
-        <w:tabs>
-          <w:tab w:val="left" w:pos="916"/>
-          <w:tab w:val="left" w:pos="1832"/>
-          <w:tab w:val="left" w:pos="2748"/>
-          <w:tab w:val="left" w:pos="3664"/>
-          <w:tab w:val="left" w:pos="4580"/>
-          <w:tab w:val="left" w:pos="5496"/>
-          <w:tab w:val="left" w:pos="6412"/>
-          <w:tab w:val="left" w:pos="7328"/>
-          <w:tab w:val="left" w:pos="8244"/>
-          <w:tab w:val="left" w:pos="9160"/>
-          <w:tab w:val="left" w:pos="10076"/>
-          <w:tab w:val="left" w:pos="10992"/>
-          <w:tab w:val="left" w:pos="11908"/>
-          <w:tab w:val="left" w:pos="12824"/>
-          <w:tab w:val="left" w:pos="13740"/>
-          <w:tab w:val="left" w:pos="14656"/>
-        </w:tabs>
+        <w:t xml:space="preserve">            └── 01_admin_panel_steps.py</w:t>
+      </w:r>
+    </w:p>
+    <w:p>
+      <w:pPr>
         <w:spacing w:after="0" w:line="240" w:lineRule="auto"/>
         <w:rPr>
-          <w:rFonts w:ascii="Courier New" w:eastAsia="Times New Roman" w:hAnsi="Courier New" w:cs="Courier New"/>
-          <w:sz w:val="21"/>
-          <w:szCs w:val="21"/>
-          <w:lang w:eastAsia="ru-RU"/>
-        </w:rPr>
-      </w:pPr>
-      <w:r>
-        <w:rPr>
-          <w:rFonts w:ascii="Courier New" w:eastAsia="Times New Roman" w:hAnsi="Courier New" w:cs="Courier New"/>
-          <w:sz w:val="21"/>
-          <w:szCs w:val="21"/>
-          <w:lang w:eastAsia="ru-RU"/>
-        </w:rPr>
-        <w:t xml:space="preserve">    И Пользователь создает бренд с именем "</w:t>
-      </w:r>
-      <w:proofErr w:type="spellStart"/>
-      <w:r>
-        <w:rPr>
-          <w:rFonts w:ascii="Courier New" w:eastAsia="Times New Roman" w:hAnsi="Courier New" w:cs="Courier New"/>
-          <w:sz w:val="21"/>
-          <w:szCs w:val="21"/>
-          <w:lang w:eastAsia="ru-RU"/>
-        </w:rPr>
-        <w:t>Toptul</w:t>
-      </w:r>
-      <w:proofErr w:type="spellEnd"/>
-      <w:r>
-        <w:rPr>
-          <w:rFonts w:ascii="Courier New" w:eastAsia="Times New Roman" w:hAnsi="Courier New" w:cs="Courier New"/>
-          <w:sz w:val="21"/>
-          <w:szCs w:val="21"/>
-          <w:lang w:eastAsia="ru-RU"/>
-        </w:rPr>
-        <w:t>"</w:t>
-      </w:r>
-    </w:p>
-    <w:p>
-      <w:pPr>
-        <w:tabs>
-          <w:tab w:val="left" w:pos="916"/>
-          <w:tab w:val="left" w:pos="1832"/>
-          <w:tab w:val="left" w:pos="2748"/>
-          <w:tab w:val="left" w:pos="3664"/>
-          <w:tab w:val="left" w:pos="4580"/>
-          <w:tab w:val="left" w:pos="5496"/>
-          <w:tab w:val="left" w:pos="6412"/>
-          <w:tab w:val="left" w:pos="7328"/>
-          <w:tab w:val="left" w:pos="8244"/>
-          <w:tab w:val="left" w:pos="9160"/>
-          <w:tab w:val="left" w:pos="10076"/>
-          <w:tab w:val="left" w:pos="10992"/>
-          <w:tab w:val="left" w:pos="11908"/>
-          <w:tab w:val="left" w:pos="12824"/>
-          <w:tab w:val="left" w:pos="13740"/>
-          <w:tab w:val="left" w:pos="14656"/>
-        </w:tabs>
+          <w:rFonts w:ascii="Arial" w:eastAsia="Times New Roman" w:hAnsi="Arial" w:cs="Arial"/>
+          <w:sz w:val="18"/>
+          <w:szCs w:val="18"/>
+          <w:lang w:eastAsia="ru-RU"/>
+        </w:rPr>
+      </w:pPr>
+      <w:r>
+        <w:rPr>
+          <w:rFonts w:ascii="Arial" w:eastAsia="Times New Roman" w:hAnsi="Arial" w:cs="Arial"/>
+          <w:sz w:val="18"/>
+          <w:szCs w:val="18"/>
+          <w:lang w:eastAsia="ru-RU"/>
+        </w:rPr>
+        <w:t>Используйте код с осторожностью.</w:t>
+      </w:r>
+    </w:p>
+    <w:p>
+      <w:pPr>
+        <w:spacing w:before="480" w:after="480" w:line="240" w:lineRule="auto"/>
+        <w:rPr>
+          <w:rFonts w:ascii="Times New Roman" w:eastAsia="Times New Roman" w:hAnsi="Times New Roman" w:cs="Times New Roman"/>
+          <w:sz w:val="24"/>
+          <w:szCs w:val="24"/>
+          <w:lang w:eastAsia="ru-RU"/>
+        </w:rPr>
+      </w:pPr>
+      <w:r>
+        <w:rPr>
+          <w:rFonts w:ascii="Times New Roman" w:eastAsia="Times New Roman" w:hAnsi="Times New Roman" w:cs="Times New Roman"/>
+          <w:sz w:val="24"/>
+          <w:szCs w:val="24"/>
+          <w:lang w:eastAsia="ru-RU"/>
+        </w:rPr>
+        <w:pict w14:anchorId="3FF49833">
+          <v:rect id="_x0000_i1027" style="width:0;height:1.5pt" o:hralign="center" o:hrstd="t" o:hr="t" fillcolor="#a0a0a0" stroked="f"/>
+        </w:pict>
+      </w:r>
+    </w:p>
+    <w:p>
+      <w:pPr>
+        <w:spacing w:before="480" w:after="480" w:line="240" w:lineRule="auto"/>
+        <w:rPr>
+          <w:rFonts w:ascii="Arial" w:eastAsia="Times New Roman" w:hAnsi="Arial" w:cs="Arial"/>
+          <w:b/>
+          <w:bCs/>
+          <w:sz w:val="30"/>
+          <w:szCs w:val="30"/>
+          <w:lang w:eastAsia="ru-RU"/>
+        </w:rPr>
+      </w:pPr>
+      <w:r>
+        <w:rPr>
+          <w:rFonts w:ascii="Segoe UI Emoji" w:eastAsia="Times New Roman" w:hAnsi="Segoe UI Emoji" w:cs="Segoe UI Emoji"/>
+          <w:b/>
+          <w:bCs/>
+          <w:sz w:val="30"/>
+          <w:szCs w:val="30"/>
+          <w:lang w:eastAsia="ru-RU"/>
+        </w:rPr>
+        <w:t>📐</w:t>
+      </w:r>
+      <w:r>
+        <w:rPr>
+          <w:rFonts w:ascii="Arial" w:eastAsia="Times New Roman" w:hAnsi="Arial" w:cs="Arial"/>
+          <w:b/>
+          <w:bCs/>
+          <w:sz w:val="30"/>
+          <w:szCs w:val="30"/>
+          <w:lang w:eastAsia="ru-RU"/>
+        </w:rPr>
+        <w:t xml:space="preserve"> 3. Регламент написания BDD-тестов</w:t>
+      </w:r>
+    </w:p>
+    <w:p>
+      <w:pPr>
+        <w:spacing w:before="480" w:after="480" w:line="240" w:lineRule="auto"/>
+        <w:rPr>
+          <w:rFonts w:ascii="Arial" w:eastAsia="Times New Roman" w:hAnsi="Arial" w:cs="Arial"/>
+          <w:sz w:val="24"/>
+          <w:szCs w:val="24"/>
+          <w:lang w:eastAsia="ru-RU"/>
+        </w:rPr>
+      </w:pPr>
+      <w:r>
+        <w:rPr>
+          <w:rFonts w:ascii="Arial" w:eastAsia="Times New Roman" w:hAnsi="Arial" w:cs="Arial"/>
+          <w:sz w:val="24"/>
+          <w:szCs w:val="24"/>
+          <w:lang w:eastAsia="ru-RU"/>
+        </w:rPr>
+        <w:t>Каждая новая фича обязана строго следовать двухкомпонентной структуре [MAXIDENSITY]:</w:t>
+      </w:r>
+    </w:p>
+    <w:p>
+      <w:pPr>
+        <w:spacing w:line="240" w:lineRule="auto"/>
+        <w:rPr>
+          <w:rFonts w:ascii="Arial" w:eastAsia="Times New Roman" w:hAnsi="Arial" w:cs="Arial"/>
+          <w:b/>
+          <w:bCs/>
+          <w:sz w:val="30"/>
+          <w:szCs w:val="30"/>
+          <w:lang w:eastAsia="ru-RU"/>
+        </w:rPr>
+      </w:pPr>
+      <w:r>
+        <w:rPr>
+          <w:rFonts w:ascii="Arial" w:eastAsia="Times New Roman" w:hAnsi="Arial" w:cs="Arial"/>
+          <w:b/>
+          <w:bCs/>
+          <w:sz w:val="30"/>
+          <w:szCs w:val="30"/>
+          <w:lang w:eastAsia="ru-RU"/>
+        </w:rPr>
+        <w:t>Шаг А: Текстовый контракт (</w:t>
+      </w:r>
+      <w:r>
+        <w:rPr>
+          <w:rFonts w:ascii="Courier New" w:eastAsia="Times New Roman" w:hAnsi="Courier New" w:cs="Courier New"/>
+          <w:b/>
+          <w:bCs/>
+          <w:sz w:val="21"/>
+          <w:szCs w:val="21"/>
+          <w:lang w:eastAsia="ru-RU"/>
+        </w:rPr>
+        <w:t>.feature</w:t>
+      </w:r>
+      <w:r>
+        <w:rPr>
+          <w:rFonts w:ascii="Arial" w:eastAsia="Times New Roman" w:hAnsi="Arial" w:cs="Arial"/>
+          <w:b/>
+          <w:bCs/>
+          <w:sz w:val="30"/>
+          <w:szCs w:val="30"/>
+          <w:lang w:eastAsia="ru-RU"/>
+        </w:rPr>
+        <w:t>)</w:t>
+      </w:r>
+    </w:p>
+    <w:p>
+      <w:pPr>
+        <w:spacing w:line="240" w:lineRule="auto"/>
+        <w:rPr>
+          <w:rFonts w:ascii="Arial" w:eastAsia="Times New Roman" w:hAnsi="Arial" w:cs="Arial"/>
+          <w:sz w:val="24"/>
+          <w:szCs w:val="24"/>
+          <w:lang w:eastAsia="ru-RU"/>
+        </w:rPr>
+      </w:pPr>
+      <w:r>
+        <w:rPr>
+          <w:rFonts w:ascii="Arial" w:eastAsia="Times New Roman" w:hAnsi="Arial" w:cs="Arial"/>
+          <w:sz w:val="24"/>
+          <w:szCs w:val="24"/>
+          <w:lang w:eastAsia="ru-RU"/>
+        </w:rPr>
+        <w:t>Пишется на русском языке в формате Gherkin (</w:t>
+      </w:r>
+      <w:r>
+        <w:rPr>
+          <w:rFonts w:ascii="Courier New" w:eastAsia="Times New Roman" w:hAnsi="Courier New" w:cs="Courier New"/>
+          <w:sz w:val="21"/>
+          <w:szCs w:val="21"/>
+          <w:lang w:eastAsia="ru-RU"/>
+        </w:rPr>
+        <w:t>Дано</w:t>
+      </w:r>
+      <w:r>
+        <w:rPr>
+          <w:rFonts w:ascii="Arial" w:eastAsia="Times New Roman" w:hAnsi="Arial" w:cs="Arial"/>
+          <w:sz w:val="24"/>
+          <w:szCs w:val="24"/>
+          <w:lang w:eastAsia="ru-RU"/>
+        </w:rPr>
+        <w:t xml:space="preserve"> </w:t>
+      </w:r>
+      <w:r>
+        <w:rPr>
+          <w:rFonts w:ascii="Segoe UI Emoji" w:eastAsia="Times New Roman" w:hAnsi="Segoe UI Emoji" w:cs="Segoe UI Emoji"/>
+          <w:sz w:val="24"/>
+          <w:szCs w:val="24"/>
+          <w:lang w:eastAsia="ru-RU"/>
+        </w:rPr>
+        <w:t>➡️</w:t>
+      </w:r>
+      <w:r>
+        <w:rPr>
+          <w:rFonts w:ascii="Arial" w:eastAsia="Times New Roman" w:hAnsi="Arial" w:cs="Arial"/>
+          <w:sz w:val="24"/>
+          <w:szCs w:val="24"/>
+          <w:lang w:eastAsia="ru-RU"/>
+        </w:rPr>
+        <w:t xml:space="preserve"> </w:t>
+      </w:r>
+      <w:r>
+        <w:rPr>
+          <w:rFonts w:ascii="Courier New" w:eastAsia="Times New Roman" w:hAnsi="Courier New" w:cs="Courier New"/>
+          <w:sz w:val="21"/>
+          <w:szCs w:val="21"/>
+          <w:lang w:eastAsia="ru-RU"/>
+        </w:rPr>
+        <w:t>Когда</w:t>
+      </w:r>
+      <w:r>
+        <w:rPr>
+          <w:rFonts w:ascii="Arial" w:eastAsia="Times New Roman" w:hAnsi="Arial" w:cs="Arial"/>
+          <w:sz w:val="24"/>
+          <w:szCs w:val="24"/>
+          <w:lang w:eastAsia="ru-RU"/>
+        </w:rPr>
+        <w:t xml:space="preserve"> </w:t>
+      </w:r>
+      <w:r>
+        <w:rPr>
+          <w:rFonts w:ascii="Segoe UI Emoji" w:eastAsia="Times New Roman" w:hAnsi="Segoe UI Emoji" w:cs="Segoe UI Emoji"/>
+          <w:sz w:val="24"/>
+          <w:szCs w:val="24"/>
+          <w:lang w:eastAsia="ru-RU"/>
+        </w:rPr>
+        <w:t>➡️</w:t>
+      </w:r>
+      <w:r>
+        <w:rPr>
+          <w:rFonts w:ascii="Arial" w:eastAsia="Times New Roman" w:hAnsi="Arial" w:cs="Arial"/>
+          <w:sz w:val="24"/>
+          <w:szCs w:val="24"/>
+          <w:lang w:eastAsia="ru-RU"/>
+        </w:rPr>
+        <w:t xml:space="preserve"> </w:t>
+      </w:r>
+      <w:r>
+        <w:rPr>
+          <w:rFonts w:ascii="Courier New" w:eastAsia="Times New Roman" w:hAnsi="Courier New" w:cs="Courier New"/>
+          <w:sz w:val="21"/>
+          <w:szCs w:val="21"/>
+          <w:lang w:eastAsia="ru-RU"/>
+        </w:rPr>
+        <w:t>И</w:t>
+      </w:r>
+      <w:r>
+        <w:rPr>
+          <w:rFonts w:ascii="Arial" w:eastAsia="Times New Roman" w:hAnsi="Arial" w:cs="Arial"/>
+          <w:sz w:val="24"/>
+          <w:szCs w:val="24"/>
+          <w:lang w:eastAsia="ru-RU"/>
+        </w:rPr>
+        <w:t xml:space="preserve"> </w:t>
+      </w:r>
+      <w:r>
+        <w:rPr>
+          <w:rFonts w:ascii="Segoe UI Emoji" w:eastAsia="Times New Roman" w:hAnsi="Segoe UI Emoji" w:cs="Segoe UI Emoji"/>
+          <w:sz w:val="24"/>
+          <w:szCs w:val="24"/>
+          <w:lang w:eastAsia="ru-RU"/>
+        </w:rPr>
+        <w:t>➡️</w:t>
+      </w:r>
+      <w:r>
+        <w:rPr>
+          <w:rFonts w:ascii="Arial" w:eastAsia="Times New Roman" w:hAnsi="Arial" w:cs="Arial"/>
+          <w:sz w:val="24"/>
+          <w:szCs w:val="24"/>
+          <w:lang w:eastAsia="ru-RU"/>
+        </w:rPr>
+        <w:t xml:space="preserve"> </w:t>
+      </w:r>
+      <w:r>
+        <w:rPr>
+          <w:rFonts w:ascii="Courier New" w:eastAsia="Times New Roman" w:hAnsi="Courier New" w:cs="Courier New"/>
+          <w:sz w:val="21"/>
+          <w:szCs w:val="21"/>
+          <w:lang w:eastAsia="ru-RU"/>
+        </w:rPr>
+        <w:t>Тогда</w:t>
+      </w:r>
+      <w:r>
+        <w:rPr>
+          <w:rFonts w:ascii="Arial" w:eastAsia="Times New Roman" w:hAnsi="Arial" w:cs="Arial"/>
+          <w:sz w:val="24"/>
+          <w:szCs w:val="24"/>
+          <w:lang w:eastAsia="ru-RU"/>
+        </w:rPr>
+        <w:t xml:space="preserve">) [MAXIDENSITY]. Файлы именуются с двузначным префиксом (например, </w:t>
+      </w:r>
+      <w:r>
+        <w:rPr>
+          <w:rFonts w:ascii="Courier New" w:eastAsia="Times New Roman" w:hAnsi="Courier New" w:cs="Courier New"/>
+          <w:sz w:val="21"/>
+          <w:szCs w:val="21"/>
+          <w:lang w:eastAsia="ru-RU"/>
+        </w:rPr>
+        <w:t>15_warehouse_set_absorption.feature</w:t>
+      </w:r>
+      <w:r>
+        <w:rPr>
+          <w:rFonts w:ascii="Arial" w:eastAsia="Times New Roman" w:hAnsi="Arial" w:cs="Arial"/>
+          <w:sz w:val="24"/>
+          <w:szCs w:val="24"/>
+          <w:lang w:eastAsia="ru-RU"/>
+        </w:rPr>
+        <w:t>) [MAXIDENSITY].</w:t>
+      </w:r>
+    </w:p>
+    <w:p>
+      <w:pPr>
+        <w:spacing w:line="240" w:lineRule="auto"/>
+        <w:rPr>
+          <w:rFonts w:ascii="Arial" w:eastAsia="Times New Roman" w:hAnsi="Arial" w:cs="Arial"/>
+          <w:b/>
+          <w:bCs/>
+          <w:sz w:val="30"/>
+          <w:szCs w:val="30"/>
+          <w:lang w:eastAsia="ru-RU"/>
+        </w:rPr>
+      </w:pPr>
+      <w:r>
+        <w:rPr>
+          <w:rFonts w:ascii="Arial" w:eastAsia="Times New Roman" w:hAnsi="Arial" w:cs="Arial"/>
+          <w:b/>
+          <w:bCs/>
+          <w:sz w:val="30"/>
+          <w:szCs w:val="30"/>
+          <w:lang w:eastAsia="ru-RU"/>
+        </w:rPr>
+        <w:t>Шаг Б: Динамический модуль шагов (</w:t>
+      </w:r>
+      <w:r>
+        <w:rPr>
+          <w:rFonts w:ascii="Courier New" w:eastAsia="Times New Roman" w:hAnsi="Courier New" w:cs="Courier New"/>
+          <w:b/>
+          <w:bCs/>
+          <w:sz w:val="21"/>
+          <w:szCs w:val="21"/>
+          <w:lang w:eastAsia="ru-RU"/>
+        </w:rPr>
+        <w:t>_steps.py</w:t>
+      </w:r>
+      <w:r>
+        <w:rPr>
+          <w:rFonts w:ascii="Arial" w:eastAsia="Times New Roman" w:hAnsi="Arial" w:cs="Arial"/>
+          <w:b/>
+          <w:bCs/>
+          <w:sz w:val="30"/>
+          <w:szCs w:val="30"/>
+          <w:lang w:eastAsia="ru-RU"/>
+        </w:rPr>
+        <w:t>)</w:t>
+      </w:r>
+    </w:p>
+    <w:p>
+      <w:pPr>
+        <w:spacing w:line="240" w:lineRule="auto"/>
+        <w:rPr>
+          <w:rFonts w:ascii="Arial" w:eastAsia="Times New Roman" w:hAnsi="Arial" w:cs="Arial"/>
+          <w:sz w:val="24"/>
+          <w:szCs w:val="24"/>
+          <w:lang w:eastAsia="ru-RU"/>
+        </w:rPr>
+      </w:pPr>
+      <w:r>
+        <w:rPr>
+          <w:rFonts w:ascii="Arial" w:eastAsia="Times New Roman" w:hAnsi="Arial" w:cs="Arial"/>
+          <w:sz w:val="24"/>
+          <w:szCs w:val="24"/>
+          <w:lang w:eastAsia="ru-RU"/>
+        </w:rPr>
+        <w:t xml:space="preserve">Классический Behave заменен на </w:t>
+      </w:r>
+      <w:r>
+        <w:rPr>
+          <w:rFonts w:ascii="Arial" w:eastAsia="Times New Roman" w:hAnsi="Arial" w:cs="Arial"/>
+          <w:b/>
+          <w:bCs/>
+          <w:sz w:val="24"/>
+          <w:szCs w:val="24"/>
+          <w:lang w:eastAsia="ru-RU"/>
+        </w:rPr>
+        <w:t>кастомный асинхронный импорт</w:t>
+      </w:r>
+      <w:r>
+        <w:rPr>
+          <w:rFonts w:ascii="Arial" w:eastAsia="Times New Roman" w:hAnsi="Arial" w:cs="Arial"/>
+          <w:sz w:val="24"/>
+          <w:szCs w:val="24"/>
+          <w:lang w:eastAsia="ru-RU"/>
+        </w:rPr>
+        <w:t xml:space="preserve"> для максимальной скорости [MAXIDENSITY].</w:t>
+      </w:r>
+    </w:p>
+    <w:p>
+      <w:pPr>
+        <w:numPr>
+          <w:ilvl w:val="0"/>
+          <w:numId w:val="2"/>
+        </w:numPr>
         <w:spacing w:after="0" w:line="240" w:lineRule="auto"/>
         <w:rPr>
-          <w:rFonts w:ascii="Courier New" w:eastAsia="Times New Roman" w:hAnsi="Courier New" w:cs="Courier New"/>
-          <w:sz w:val="21"/>
-          <w:szCs w:val="21"/>
-          <w:lang w:eastAsia="ru-RU"/>
-        </w:rPr>
-      </w:pPr>
-      <w:r>
-        <w:rPr>
-          <w:rFonts w:ascii="Courier New" w:eastAsia="Times New Roman" w:hAnsi="Courier New" w:cs="Courier New"/>
-          <w:sz w:val="21"/>
-          <w:szCs w:val="21"/>
-          <w:lang w:eastAsia="ru-RU"/>
-        </w:rPr>
-        <w:t xml:space="preserve">    И Пользователь создает корневую категорию "Инструменты"</w:t>
-      </w:r>
-    </w:p>
-    <w:p>
-      <w:pPr>
-        <w:tabs>
-          <w:tab w:val="left" w:pos="916"/>
-          <w:tab w:val="left" w:pos="1832"/>
-          <w:tab w:val="left" w:pos="2748"/>
-          <w:tab w:val="left" w:pos="3664"/>
-          <w:tab w:val="left" w:pos="4580"/>
-          <w:tab w:val="left" w:pos="5496"/>
-          <w:tab w:val="left" w:pos="6412"/>
-          <w:tab w:val="left" w:pos="7328"/>
-          <w:tab w:val="left" w:pos="8244"/>
-          <w:tab w:val="left" w:pos="9160"/>
-          <w:tab w:val="left" w:pos="10076"/>
-          <w:tab w:val="left" w:pos="10992"/>
-          <w:tab w:val="left" w:pos="11908"/>
-          <w:tab w:val="left" w:pos="12824"/>
-          <w:tab w:val="left" w:pos="13740"/>
-          <w:tab w:val="left" w:pos="14656"/>
-        </w:tabs>
+          <w:rFonts w:ascii="Arial" w:eastAsia="Times New Roman" w:hAnsi="Arial" w:cs="Arial"/>
+          <w:sz w:val="24"/>
+          <w:szCs w:val="24"/>
+          <w:lang w:eastAsia="ru-RU"/>
+        </w:rPr>
+      </w:pPr>
+      <w:r>
+        <w:rPr>
+          <w:rFonts w:ascii="Arial" w:eastAsia="Times New Roman" w:hAnsi="Arial" w:cs="Arial"/>
+          <w:sz w:val="24"/>
+          <w:szCs w:val="24"/>
+          <w:lang w:eastAsia="ru-RU"/>
+        </w:rPr>
+        <w:t xml:space="preserve">Файл шагов обязан лежать в подпапке </w:t>
+      </w:r>
+      <w:r>
+        <w:rPr>
+          <w:rFonts w:ascii="Courier New" w:eastAsia="Times New Roman" w:hAnsi="Courier New" w:cs="Courier New"/>
+          <w:sz w:val="21"/>
+          <w:szCs w:val="21"/>
+          <w:lang w:eastAsia="ru-RU"/>
+        </w:rPr>
+        <w:t>steps/</w:t>
+      </w:r>
+      <w:r>
+        <w:rPr>
+          <w:rFonts w:ascii="Arial" w:eastAsia="Times New Roman" w:hAnsi="Arial" w:cs="Arial"/>
+          <w:sz w:val="24"/>
+          <w:szCs w:val="24"/>
+          <w:lang w:eastAsia="ru-RU"/>
+        </w:rPr>
+        <w:t xml:space="preserve"> и иметь тот же префикс (например, </w:t>
+      </w:r>
+      <w:r>
+        <w:rPr>
+          <w:rFonts w:ascii="Courier New" w:eastAsia="Times New Roman" w:hAnsi="Courier New" w:cs="Courier New"/>
+          <w:sz w:val="21"/>
+          <w:szCs w:val="21"/>
+          <w:lang w:eastAsia="ru-RU"/>
+        </w:rPr>
+        <w:t>15_*_steps.py</w:t>
+      </w:r>
+      <w:r>
+        <w:rPr>
+          <w:rFonts w:ascii="Arial" w:eastAsia="Times New Roman" w:hAnsi="Arial" w:cs="Arial"/>
+          <w:sz w:val="24"/>
+          <w:szCs w:val="24"/>
+          <w:lang w:eastAsia="ru-RU"/>
+        </w:rPr>
+        <w:t>) [MAXIDENSITY].</w:t>
+      </w:r>
+    </w:p>
+    <w:p>
+      <w:pPr>
+        <w:numPr>
+          <w:ilvl w:val="0"/>
+          <w:numId w:val="2"/>
+        </w:numPr>
         <w:spacing w:after="0" w:line="240" w:lineRule="auto"/>
         <w:rPr>
-          <w:rFonts w:ascii="Courier New" w:eastAsia="Times New Roman" w:hAnsi="Courier New" w:cs="Courier New"/>
-          <w:sz w:val="21"/>
-          <w:szCs w:val="21"/>
-          <w:lang w:eastAsia="ru-RU"/>
-        </w:rPr>
-      </w:pPr>
-      <w:r>
-        <w:rPr>
-          <w:rFonts w:ascii="Courier New" w:eastAsia="Times New Roman" w:hAnsi="Courier New" w:cs="Courier New"/>
-          <w:sz w:val="21"/>
-          <w:szCs w:val="21"/>
-          <w:lang w:eastAsia="ru-RU"/>
-        </w:rPr>
-        <w:t xml:space="preserve">    И Пользователь создает дочернюю категорию "Ключи" внутри категории "Инструменты"</w:t>
-      </w:r>
-    </w:p>
-    <w:p>
-      <w:pPr>
-        <w:tabs>
-          <w:tab w:val="left" w:pos="916"/>
-          <w:tab w:val="left" w:pos="1832"/>
-          <w:tab w:val="left" w:pos="2748"/>
-          <w:tab w:val="left" w:pos="3664"/>
-          <w:tab w:val="left" w:pos="4580"/>
-          <w:tab w:val="left" w:pos="5496"/>
-          <w:tab w:val="left" w:pos="6412"/>
-          <w:tab w:val="left" w:pos="7328"/>
-          <w:tab w:val="left" w:pos="8244"/>
-          <w:tab w:val="left" w:pos="9160"/>
-          <w:tab w:val="left" w:pos="10076"/>
-          <w:tab w:val="left" w:pos="10992"/>
-          <w:tab w:val="left" w:pos="11908"/>
-          <w:tab w:val="left" w:pos="12824"/>
-          <w:tab w:val="left" w:pos="13740"/>
-          <w:tab w:val="left" w:pos="14656"/>
-        </w:tabs>
+          <w:rFonts w:ascii="Arial" w:eastAsia="Times New Roman" w:hAnsi="Arial" w:cs="Arial"/>
+          <w:sz w:val="24"/>
+          <w:szCs w:val="24"/>
+          <w:lang w:eastAsia="ru-RU"/>
+        </w:rPr>
+      </w:pPr>
+      <w:r>
+        <w:rPr>
+          <w:rFonts w:ascii="Arial" w:eastAsia="Times New Roman" w:hAnsi="Arial" w:cs="Arial"/>
+          <w:sz w:val="24"/>
+          <w:szCs w:val="24"/>
+          <w:lang w:eastAsia="ru-RU"/>
+        </w:rPr>
+        <w:t xml:space="preserve">Главная точка входа в файл — асинхронная функция вида </w:t>
+      </w:r>
+      <w:r>
+        <w:rPr>
+          <w:rFonts w:ascii="Courier New" w:eastAsia="Times New Roman" w:hAnsi="Courier New" w:cs="Courier New"/>
+          <w:sz w:val="21"/>
+          <w:szCs w:val="21"/>
+          <w:lang w:eastAsia="ru-RU"/>
+        </w:rPr>
+        <w:t>async def run_[префикс]_[имя]_assertions():</w:t>
+      </w:r>
+      <w:r>
+        <w:rPr>
+          <w:rFonts w:ascii="Arial" w:eastAsia="Times New Roman" w:hAnsi="Arial" w:cs="Arial"/>
+          <w:sz w:val="24"/>
+          <w:szCs w:val="24"/>
+          <w:lang w:eastAsia="ru-RU"/>
+        </w:rPr>
+        <w:t xml:space="preserve"> [MAXIDENSITY].</w:t>
+      </w:r>
+    </w:p>
+    <w:p>
+      <w:pPr>
+        <w:numPr>
+          <w:ilvl w:val="0"/>
+          <w:numId w:val="2"/>
+        </w:numPr>
         <w:spacing w:after="0" w:line="240" w:lineRule="auto"/>
         <w:rPr>
-          <w:rFonts w:ascii="Courier New" w:eastAsia="Times New Roman" w:hAnsi="Courier New" w:cs="Courier New"/>
-          <w:sz w:val="21"/>
-          <w:szCs w:val="21"/>
-          <w:lang w:eastAsia="ru-RU"/>
-        </w:rPr>
-      </w:pPr>
-      <w:r>
-        <w:rPr>
-          <w:rFonts w:ascii="Courier New" w:eastAsia="Times New Roman" w:hAnsi="Courier New" w:cs="Courier New"/>
-          <w:sz w:val="21"/>
-          <w:szCs w:val="21"/>
-          <w:lang w:eastAsia="ru-RU"/>
-        </w:rPr>
-        <w:t xml:space="preserve">    И Пользователь отправляет запрос на создание товара:</w:t>
-      </w:r>
-    </w:p>
-    <w:p>
-      <w:pPr>
-        <w:tabs>
-          <w:tab w:val="left" w:pos="916"/>
-          <w:tab w:val="left" w:pos="1832"/>
-          <w:tab w:val="left" w:pos="2748"/>
-          <w:tab w:val="left" w:pos="3664"/>
-          <w:tab w:val="left" w:pos="4580"/>
-          <w:tab w:val="left" w:pos="5496"/>
-          <w:tab w:val="left" w:pos="6412"/>
-          <w:tab w:val="left" w:pos="7328"/>
-          <w:tab w:val="left" w:pos="8244"/>
-          <w:tab w:val="left" w:pos="9160"/>
-          <w:tab w:val="left" w:pos="10076"/>
-          <w:tab w:val="left" w:pos="10992"/>
-          <w:tab w:val="left" w:pos="11908"/>
-          <w:tab w:val="left" w:pos="12824"/>
-          <w:tab w:val="left" w:pos="13740"/>
-          <w:tab w:val="left" w:pos="14656"/>
-        </w:tabs>
+          <w:rFonts w:ascii="Arial" w:eastAsia="Times New Roman" w:hAnsi="Arial" w:cs="Arial"/>
+          <w:sz w:val="24"/>
+          <w:szCs w:val="24"/>
+          <w:lang w:eastAsia="ru-RU"/>
+        </w:rPr>
+      </w:pPr>
+      <w:r>
+        <w:rPr>
+          <w:rFonts w:ascii="Arial" w:eastAsia="Times New Roman" w:hAnsi="Arial" w:cs="Arial"/>
+          <w:sz w:val="24"/>
+          <w:szCs w:val="24"/>
+          <w:lang w:eastAsia="ru-RU"/>
+        </w:rPr>
+        <w:t>Функция обязана вернуть список строк-результатов (</w:t>
+      </w:r>
+      <w:r>
+        <w:rPr>
+          <w:rFonts w:ascii="Courier New" w:eastAsia="Times New Roman" w:hAnsi="Courier New" w:cs="Courier New"/>
+          <w:sz w:val="21"/>
+          <w:szCs w:val="21"/>
+          <w:lang w:eastAsia="ru-RU"/>
+        </w:rPr>
+        <w:t>results</w:t>
+      </w:r>
+      <w:r>
+        <w:rPr>
+          <w:rFonts w:ascii="Arial" w:eastAsia="Times New Roman" w:hAnsi="Arial" w:cs="Arial"/>
+          <w:sz w:val="24"/>
+          <w:szCs w:val="24"/>
+          <w:lang w:eastAsia="ru-RU"/>
+        </w:rPr>
+        <w:t xml:space="preserve">) [MAXIDENSITY]. Если шаг упал, строка должна содержать эмодзи </w:t>
+      </w:r>
+      <w:r>
+        <w:rPr>
+          <w:rFonts w:ascii="Segoe UI Emoji" w:eastAsia="Times New Roman" w:hAnsi="Segoe UI Emoji" w:cs="Segoe UI Emoji"/>
+          <w:sz w:val="21"/>
+          <w:szCs w:val="21"/>
+          <w:lang w:eastAsia="ru-RU"/>
+        </w:rPr>
+        <w:t>❌</w:t>
+      </w:r>
+      <w:r>
+        <w:rPr>
+          <w:rFonts w:ascii="Arial" w:eastAsia="Times New Roman" w:hAnsi="Arial" w:cs="Arial"/>
+          <w:sz w:val="24"/>
+          <w:szCs w:val="24"/>
+          <w:lang w:eastAsia="ru-RU"/>
+        </w:rPr>
+        <w:t xml:space="preserve"> [MAXIDENSITY].</w:t>
+      </w:r>
+    </w:p>
+    <w:p>
+      <w:pPr>
+        <w:spacing w:before="480" w:after="480" w:line="240" w:lineRule="auto"/>
+        <w:rPr>
+          <w:rFonts w:ascii="Times New Roman" w:eastAsia="Times New Roman" w:hAnsi="Times New Roman" w:cs="Times New Roman"/>
+          <w:sz w:val="24"/>
+          <w:szCs w:val="24"/>
+          <w:lang w:eastAsia="ru-RU"/>
+        </w:rPr>
+      </w:pPr>
+      <w:r>
+        <w:rPr>
+          <w:rFonts w:ascii="Times New Roman" w:eastAsia="Times New Roman" w:hAnsi="Times New Roman" w:cs="Times New Roman"/>
+          <w:sz w:val="24"/>
+          <w:szCs w:val="24"/>
+          <w:lang w:eastAsia="ru-RU"/>
+        </w:rPr>
+        <w:pict w14:anchorId="257FA31D">
+          <v:rect id="_x0000_i1028" style="width:0;height:1.5pt" o:hralign="center" o:hrstd="t" o:hr="t" fillcolor="#a0a0a0" stroked="f"/>
+        </w:pict>
+      </w:r>
+    </w:p>
+    <w:p>
+      <w:pPr>
+        <w:spacing w:before="480" w:after="480" w:line="240" w:lineRule="auto"/>
+        <w:rPr>
+          <w:rFonts w:ascii="Arial" w:eastAsia="Times New Roman" w:hAnsi="Arial" w:cs="Arial"/>
+          <w:b/>
+          <w:bCs/>
+          <w:sz w:val="30"/>
+          <w:szCs w:val="30"/>
+          <w:lang w:eastAsia="ru-RU"/>
+        </w:rPr>
+      </w:pPr>
+      <w:r>
+        <w:rPr>
+          <w:rFonts w:ascii="Arial" w:eastAsia="Times New Roman" w:hAnsi="Arial" w:cs="Arial"/>
+          <w:b/>
+          <w:bCs/>
+          <w:sz w:val="30"/>
+          <w:szCs w:val="30"/>
+          <w:lang w:eastAsia="ru-RU"/>
+        </w:rPr>
+        <w:t>🪶 4. Особенности тестирования фронтенда (Философия компромисса)</w:t>
+      </w:r>
+    </w:p>
+    <w:p>
+      <w:pPr>
+        <w:spacing w:line="240" w:lineRule="auto"/>
+        <w:rPr>
+          <w:rFonts w:ascii="Arial" w:eastAsia="Times New Roman" w:hAnsi="Arial" w:cs="Arial"/>
+          <w:sz w:val="24"/>
+          <w:szCs w:val="24"/>
+          <w:lang w:eastAsia="ru-RU"/>
+        </w:rPr>
+      </w:pPr>
+      <w:r>
+        <w:rPr>
+          <w:rFonts w:ascii="Arial" w:eastAsia="Times New Roman" w:hAnsi="Arial" w:cs="Arial"/>
+          <w:sz w:val="24"/>
+          <w:szCs w:val="24"/>
+          <w:lang w:eastAsia="ru-RU"/>
+        </w:rPr>
+        <w:t xml:space="preserve">Мы сознательно отказались от развертывания тяжелого Chromium (Playwright) весом в </w:t>
+      </w:r>
+      <w:r>
+        <w:rPr>
+          <w:rFonts w:ascii="Arial" w:eastAsia="Times New Roman" w:hAnsi="Arial" w:cs="Arial"/>
+          <w:b/>
+          <w:bCs/>
+          <w:sz w:val="24"/>
+          <w:szCs w:val="24"/>
+          <w:lang w:eastAsia="ru-RU"/>
+        </w:rPr>
+        <w:t>2 ГБ</w:t>
+      </w:r>
+      <w:r>
+        <w:rPr>
+          <w:rFonts w:ascii="Arial" w:eastAsia="Times New Roman" w:hAnsi="Arial" w:cs="Arial"/>
+          <w:sz w:val="24"/>
+          <w:szCs w:val="24"/>
+          <w:lang w:eastAsia="ru-RU"/>
+        </w:rPr>
+        <w:t xml:space="preserve">, чтобы сохранить проект </w:t>
+      </w:r>
+      <w:r>
+        <w:rPr>
+          <w:rFonts w:ascii="Arial" w:eastAsia="Times New Roman" w:hAnsi="Arial" w:cs="Arial"/>
+          <w:b/>
+          <w:bCs/>
+          <w:sz w:val="24"/>
+          <w:szCs w:val="24"/>
+          <w:lang w:eastAsia="ru-RU"/>
+        </w:rPr>
+        <w:t>Lightweight</w:t>
+      </w:r>
+      <w:r>
+        <w:rPr>
+          <w:rFonts w:ascii="Arial" w:eastAsia="Times New Roman" w:hAnsi="Arial" w:cs="Arial"/>
+          <w:sz w:val="24"/>
+          <w:szCs w:val="24"/>
+          <w:lang w:eastAsia="ru-RU"/>
+        </w:rPr>
+        <w:t xml:space="preserve"> (экономия ОЗУ и диска) [MAXIDENSITY]. В стек добавлена ультралегкая библиотека парсинга </w:t>
+      </w:r>
+      <w:r>
+        <w:rPr>
+          <w:rFonts w:ascii="Courier New" w:eastAsia="Times New Roman" w:hAnsi="Courier New" w:cs="Courier New"/>
+          <w:b/>
+          <w:bCs/>
+          <w:sz w:val="21"/>
+          <w:szCs w:val="21"/>
+          <w:lang w:eastAsia="ru-RU"/>
+        </w:rPr>
+        <w:t>BeautifulSoup4</w:t>
+      </w:r>
+      <w:r>
+        <w:rPr>
+          <w:rFonts w:ascii="Arial" w:eastAsia="Times New Roman" w:hAnsi="Arial" w:cs="Arial"/>
+          <w:sz w:val="24"/>
+          <w:szCs w:val="24"/>
+          <w:lang w:eastAsia="ru-RU"/>
+        </w:rPr>
+        <w:t xml:space="preserve"> [MAXIDENSITY].</w:t>
+      </w:r>
+    </w:p>
+    <w:p>
+      <w:pPr>
+        <w:spacing w:line="240" w:lineRule="auto"/>
+        <w:rPr>
+          <w:rFonts w:ascii="Arial" w:eastAsia="Times New Roman" w:hAnsi="Arial" w:cs="Arial"/>
+          <w:b/>
+          <w:bCs/>
+          <w:sz w:val="30"/>
+          <w:szCs w:val="30"/>
+          <w:lang w:eastAsia="ru-RU"/>
+        </w:rPr>
+      </w:pPr>
+      <w:r>
+        <w:rPr>
+          <w:rFonts w:ascii="Arial" w:eastAsia="Times New Roman" w:hAnsi="Arial" w:cs="Arial"/>
+          <w:b/>
+          <w:bCs/>
+          <w:sz w:val="30"/>
+          <w:szCs w:val="30"/>
+          <w:lang w:eastAsia="ru-RU"/>
+        </w:rPr>
+        <w:t>Правила тестирования интерфейса через симулятор:</w:t>
+      </w:r>
+    </w:p>
+    <w:p>
+      <w:pPr>
+        <w:numPr>
+          <w:ilvl w:val="0"/>
+          <w:numId w:val="3"/>
+        </w:numPr>
         <w:spacing w:after="0" w:line="240" w:lineRule="auto"/>
         <w:rPr>
-          <w:rFonts w:ascii="Courier New" w:eastAsia="Times New Roman" w:hAnsi="Courier New" w:cs="Courier New"/>
-          <w:sz w:val="21"/>
-          <w:szCs w:val="21"/>
-          <w:lang w:eastAsia="ru-RU"/>
-        </w:rPr>
-      </w:pPr>
-    </w:p>
-    <w:p>
-      <w:pPr>
-        <w:tabs>
-          <w:tab w:val="left" w:pos="916"/>
-          <w:tab w:val="left" w:pos="1832"/>
-          <w:tab w:val="left" w:pos="2748"/>
-          <w:tab w:val="left" w:pos="3664"/>
-          <w:tab w:val="left" w:pos="4580"/>
-          <w:tab w:val="left" w:pos="5496"/>
-          <w:tab w:val="left" w:pos="6412"/>
-          <w:tab w:val="left" w:pos="7328"/>
-          <w:tab w:val="left" w:pos="8244"/>
-          <w:tab w:val="left" w:pos="9160"/>
-          <w:tab w:val="left" w:pos="10076"/>
-          <w:tab w:val="left" w:pos="10992"/>
-          <w:tab w:val="left" w:pos="11908"/>
-          <w:tab w:val="left" w:pos="12824"/>
-          <w:tab w:val="left" w:pos="13740"/>
-          <w:tab w:val="left" w:pos="14656"/>
-        </w:tabs>
+          <w:rFonts w:ascii="Arial" w:eastAsia="Times New Roman" w:hAnsi="Arial" w:cs="Arial"/>
+          <w:sz w:val="24"/>
+          <w:szCs w:val="24"/>
+          <w:lang w:eastAsia="ru-RU"/>
+        </w:rPr>
+      </w:pPr>
+      <w:r>
+        <w:rPr>
+          <w:rFonts w:ascii="Arial" w:eastAsia="Times New Roman" w:hAnsi="Arial" w:cs="Arial"/>
+          <w:b/>
+          <w:bCs/>
+          <w:sz w:val="24"/>
+          <w:szCs w:val="24"/>
+          <w:lang w:eastAsia="ru-RU"/>
+        </w:rPr>
+        <w:t>Обход Host-защиты Vite</w:t>
+      </w:r>
+      <w:r>
+        <w:rPr>
+          <w:rFonts w:ascii="Arial" w:eastAsia="Times New Roman" w:hAnsi="Arial" w:cs="Arial"/>
+          <w:sz w:val="24"/>
+          <w:szCs w:val="24"/>
+          <w:lang w:eastAsia="ru-RU"/>
+        </w:rPr>
+        <w:t xml:space="preserve">: Так как Vite в Docker защищен от подмены заголовков и выплевывает </w:t>
+      </w:r>
+      <w:r>
+        <w:rPr>
+          <w:rFonts w:ascii="Courier New" w:eastAsia="Times New Roman" w:hAnsi="Courier New" w:cs="Courier New"/>
+          <w:sz w:val="21"/>
+          <w:szCs w:val="21"/>
+          <w:lang w:eastAsia="ru-RU"/>
+        </w:rPr>
+        <w:t>403 Forbidden</w:t>
+      </w:r>
+      <w:r>
+        <w:rPr>
+          <w:rFonts w:ascii="Arial" w:eastAsia="Times New Roman" w:hAnsi="Arial" w:cs="Arial"/>
+          <w:sz w:val="24"/>
+          <w:szCs w:val="24"/>
+          <w:lang w:eastAsia="ru-RU"/>
+        </w:rPr>
+        <w:t xml:space="preserve">, робот обязан во всех запросах принудительно передавать заголовок </w:t>
+      </w:r>
+      <w:r>
+        <w:rPr>
+          <w:rFonts w:ascii="Courier New" w:eastAsia="Times New Roman" w:hAnsi="Courier New" w:cs="Courier New"/>
+          <w:sz w:val="21"/>
+          <w:szCs w:val="21"/>
+          <w:lang w:eastAsia="ru-RU"/>
+        </w:rPr>
+        <w:t>"Host": "localhost"</w:t>
+      </w:r>
+      <w:r>
+        <w:rPr>
+          <w:rFonts w:ascii="Arial" w:eastAsia="Times New Roman" w:hAnsi="Arial" w:cs="Arial"/>
+          <w:sz w:val="24"/>
+          <w:szCs w:val="24"/>
+          <w:lang w:eastAsia="ru-RU"/>
+        </w:rPr>
+        <w:t xml:space="preserve"> [MAXIDENSITY].</w:t>
+      </w:r>
+    </w:p>
+    <w:p>
+      <w:pPr>
+        <w:numPr>
+          <w:ilvl w:val="0"/>
+          <w:numId w:val="3"/>
+        </w:numPr>
         <w:spacing w:after="0" w:line="240" w:lineRule="auto"/>
         <w:rPr>
-          <w:rFonts w:ascii="Courier New" w:eastAsia="Times New Roman" w:hAnsi="Courier New" w:cs="Courier New"/>
-          <w:sz w:val="21"/>
-          <w:szCs w:val="21"/>
-          <w:lang w:val="en-US" w:eastAsia="ru-RU"/>
-        </w:rPr>
-      </w:pPr>
-      <w:r>
-        <w:rPr>
-          <w:rFonts w:ascii="Courier New" w:eastAsia="Times New Roman" w:hAnsi="Courier New" w:cs="Courier New"/>
-          <w:sz w:val="21"/>
-          <w:szCs w:val="21"/>
-          <w:lang w:eastAsia="ru-RU"/>
-        </w:rPr>
-        <w:t xml:space="preserve">      </w:t>
-      </w:r>
-      <w:r>
-        <w:rPr>
-          <w:rFonts w:ascii="Courier New" w:eastAsia="Times New Roman" w:hAnsi="Courier New" w:cs="Courier New"/>
-          <w:sz w:val="21"/>
-          <w:szCs w:val="21"/>
-          <w:lang w:val="en-US" w:eastAsia="ru-RU"/>
-        </w:rPr>
-        <w:t xml:space="preserve">| name                     | code     | </w:t>
-      </w:r>
-      <w:proofErr w:type="spellStart"/>
-      <w:r>
-        <w:rPr>
-          <w:rFonts w:ascii="Courier New" w:eastAsia="Times New Roman" w:hAnsi="Courier New" w:cs="Courier New"/>
-          <w:sz w:val="21"/>
-          <w:szCs w:val="21"/>
-          <w:lang w:val="en-US" w:eastAsia="ru-RU"/>
-        </w:rPr>
-        <w:t>recommended_retail_price</w:t>
-      </w:r>
-      <w:proofErr w:type="spellEnd"/>
-      <w:r>
-        <w:rPr>
-          <w:rFonts w:ascii="Courier New" w:eastAsia="Times New Roman" w:hAnsi="Courier New" w:cs="Courier New"/>
-          <w:sz w:val="21"/>
-          <w:szCs w:val="21"/>
-          <w:lang w:val="en-US" w:eastAsia="ru-RU"/>
-        </w:rPr>
-        <w:t xml:space="preserve"> |</w:t>
-      </w:r>
-    </w:p>
-    <w:p>
-      <w:pPr>
-        <w:tabs>
-          <w:tab w:val="left" w:pos="916"/>
-          <w:tab w:val="left" w:pos="1832"/>
-          <w:tab w:val="left" w:pos="2748"/>
-          <w:tab w:val="left" w:pos="3664"/>
-          <w:tab w:val="left" w:pos="4580"/>
-          <w:tab w:val="left" w:pos="5496"/>
-          <w:tab w:val="left" w:pos="6412"/>
-          <w:tab w:val="left" w:pos="7328"/>
-          <w:tab w:val="left" w:pos="8244"/>
-          <w:tab w:val="left" w:pos="9160"/>
-          <w:tab w:val="left" w:pos="10076"/>
-          <w:tab w:val="left" w:pos="10992"/>
-          <w:tab w:val="left" w:pos="11908"/>
-          <w:tab w:val="left" w:pos="12824"/>
-          <w:tab w:val="left" w:pos="13740"/>
-          <w:tab w:val="left" w:pos="14656"/>
-        </w:tabs>
+          <w:rFonts w:ascii="Arial" w:eastAsia="Times New Roman" w:hAnsi="Arial" w:cs="Arial"/>
+          <w:sz w:val="24"/>
+          <w:szCs w:val="24"/>
+          <w:lang w:eastAsia="ru-RU"/>
+        </w:rPr>
+      </w:pPr>
+      <w:r>
+        <w:rPr>
+          <w:rFonts w:ascii="Arial" w:eastAsia="Times New Roman" w:hAnsi="Arial" w:cs="Arial"/>
+          <w:b/>
+          <w:bCs/>
+          <w:sz w:val="24"/>
+          <w:szCs w:val="24"/>
+          <w:lang w:eastAsia="ru-RU"/>
+        </w:rPr>
+        <w:t>Контрактная валидация HTML</w:t>
+      </w:r>
+      <w:r>
+        <w:rPr>
+          <w:rFonts w:ascii="Arial" w:eastAsia="Times New Roman" w:hAnsi="Arial" w:cs="Arial"/>
+          <w:sz w:val="24"/>
+          <w:szCs w:val="24"/>
+          <w:lang w:eastAsia="ru-RU"/>
+        </w:rPr>
+        <w:t xml:space="preserve">: Робот запрашивает страницу (например, </w:t>
+      </w:r>
+      <w:r>
+        <w:rPr>
+          <w:rFonts w:ascii="Courier New" w:eastAsia="Times New Roman" w:hAnsi="Courier New" w:cs="Courier New"/>
+          <w:sz w:val="21"/>
+          <w:szCs w:val="21"/>
+          <w:lang w:eastAsia="ru-RU"/>
+        </w:rPr>
+        <w:t>/admin/catalog</w:t>
+      </w:r>
+      <w:r>
+        <w:rPr>
+          <w:rFonts w:ascii="Arial" w:eastAsia="Times New Roman" w:hAnsi="Arial" w:cs="Arial"/>
+          <w:sz w:val="24"/>
+          <w:szCs w:val="24"/>
+          <w:lang w:eastAsia="ru-RU"/>
+        </w:rPr>
+        <w:t xml:space="preserve">) и с помощью BeautifulSoup верифицирует, что Nginx </w:t>
+      </w:r>
+      <w:r>
+        <w:rPr>
+          <w:rFonts w:ascii="Arial" w:eastAsia="Times New Roman" w:hAnsi="Arial" w:cs="Arial"/>
+          <w:sz w:val="24"/>
+          <w:szCs w:val="24"/>
+          <w:lang w:eastAsia="ru-RU"/>
+        </w:rPr>
+        <w:lastRenderedPageBreak/>
+        <w:t xml:space="preserve">доступен, роутинг работает, а каркас страницы отдает статус </w:t>
+      </w:r>
+      <w:r>
+        <w:rPr>
+          <w:rFonts w:ascii="Courier New" w:eastAsia="Times New Roman" w:hAnsi="Courier New" w:cs="Courier New"/>
+          <w:sz w:val="21"/>
+          <w:szCs w:val="21"/>
+          <w:lang w:eastAsia="ru-RU"/>
+        </w:rPr>
+        <w:t>200 OK</w:t>
+      </w:r>
+      <w:r>
+        <w:rPr>
+          <w:rFonts w:ascii="Arial" w:eastAsia="Times New Roman" w:hAnsi="Arial" w:cs="Arial"/>
+          <w:sz w:val="24"/>
+          <w:szCs w:val="24"/>
+          <w:lang w:eastAsia="ru-RU"/>
+        </w:rPr>
+        <w:t xml:space="preserve"> [MAXIDENSITY].</w:t>
+      </w:r>
+    </w:p>
+    <w:p>
+      <w:pPr>
+        <w:numPr>
+          <w:ilvl w:val="0"/>
+          <w:numId w:val="3"/>
+        </w:numPr>
         <w:spacing w:after="0" w:line="240" w:lineRule="auto"/>
         <w:rPr>
-          <w:rFonts w:ascii="Courier New" w:eastAsia="Times New Roman" w:hAnsi="Courier New" w:cs="Courier New"/>
-          <w:sz w:val="21"/>
-          <w:szCs w:val="21"/>
-          <w:lang w:val="en-US" w:eastAsia="ru-RU"/>
-        </w:rPr>
-      </w:pPr>
-      <w:r>
-        <w:rPr>
-          <w:rFonts w:ascii="Courier New" w:eastAsia="Times New Roman" w:hAnsi="Courier New" w:cs="Courier New"/>
-          <w:sz w:val="21"/>
-          <w:szCs w:val="21"/>
-          <w:lang w:val="en-US" w:eastAsia="ru-RU"/>
-        </w:rPr>
-        <w:t xml:space="preserve">      | </w:t>
-      </w:r>
-      <w:r>
-        <w:rPr>
-          <w:rFonts w:ascii="Courier New" w:eastAsia="Times New Roman" w:hAnsi="Courier New" w:cs="Courier New"/>
-          <w:sz w:val="21"/>
-          <w:szCs w:val="21"/>
-          <w:lang w:eastAsia="ru-RU"/>
-        </w:rPr>
-        <w:t>Ключ</w:t>
-      </w:r>
-      <w:r>
-        <w:rPr>
-          <w:rFonts w:ascii="Courier New" w:eastAsia="Times New Roman" w:hAnsi="Courier New" w:cs="Courier New"/>
-          <w:sz w:val="21"/>
-          <w:szCs w:val="21"/>
-          <w:lang w:val="en-US" w:eastAsia="ru-RU"/>
-        </w:rPr>
-        <w:t xml:space="preserve"> </w:t>
-      </w:r>
-      <w:r>
-        <w:rPr>
-          <w:rFonts w:ascii="Courier New" w:eastAsia="Times New Roman" w:hAnsi="Courier New" w:cs="Courier New"/>
-          <w:sz w:val="21"/>
-          <w:szCs w:val="21"/>
-          <w:lang w:eastAsia="ru-RU"/>
-        </w:rPr>
-        <w:t>рожковый</w:t>
-      </w:r>
-      <w:r>
-        <w:rPr>
-          <w:rFonts w:ascii="Courier New" w:eastAsia="Times New Roman" w:hAnsi="Courier New" w:cs="Courier New"/>
-          <w:sz w:val="21"/>
-          <w:szCs w:val="21"/>
-          <w:lang w:val="en-US" w:eastAsia="ru-RU"/>
-        </w:rPr>
-        <w:t xml:space="preserve"> 10</w:t>
-      </w:r>
-      <w:r>
-        <w:rPr>
-          <w:rFonts w:ascii="Courier New" w:eastAsia="Times New Roman" w:hAnsi="Courier New" w:cs="Courier New"/>
-          <w:sz w:val="21"/>
-          <w:szCs w:val="21"/>
-          <w:lang w:eastAsia="ru-RU"/>
-        </w:rPr>
-        <w:t>мм</w:t>
-      </w:r>
-      <w:r>
-        <w:rPr>
-          <w:rFonts w:ascii="Courier New" w:eastAsia="Times New Roman" w:hAnsi="Courier New" w:cs="Courier New"/>
-          <w:sz w:val="21"/>
-          <w:szCs w:val="21"/>
-          <w:lang w:val="en-US" w:eastAsia="ru-RU"/>
-        </w:rPr>
-        <w:t xml:space="preserve"> </w:t>
-      </w:r>
-      <w:proofErr w:type="spellStart"/>
-      <w:r>
-        <w:rPr>
-          <w:rFonts w:ascii="Courier New" w:eastAsia="Times New Roman" w:hAnsi="Courier New" w:cs="Courier New"/>
-          <w:sz w:val="21"/>
-          <w:szCs w:val="21"/>
-          <w:lang w:val="en-US" w:eastAsia="ru-RU"/>
-        </w:rPr>
-        <w:t>Toptul</w:t>
-      </w:r>
-      <w:proofErr w:type="spellEnd"/>
-      <w:r>
-        <w:rPr>
-          <w:rFonts w:ascii="Courier New" w:eastAsia="Times New Roman" w:hAnsi="Courier New" w:cs="Courier New"/>
-          <w:sz w:val="21"/>
-          <w:szCs w:val="21"/>
-          <w:lang w:val="en-US" w:eastAsia="ru-RU"/>
-        </w:rPr>
-        <w:t xml:space="preserve"> | </w:t>
-      </w:r>
-      <w:r>
-        <w:rPr>
-          <w:rFonts w:ascii="Courier New" w:eastAsia="Times New Roman" w:hAnsi="Courier New" w:cs="Courier New"/>
-          <w:sz w:val="21"/>
-          <w:szCs w:val="21"/>
-          <w:lang w:eastAsia="ru-RU"/>
-        </w:rPr>
-        <w:t>КЛ</w:t>
-      </w:r>
-      <w:r>
-        <w:rPr>
-          <w:rFonts w:ascii="Courier New" w:eastAsia="Times New Roman" w:hAnsi="Courier New" w:cs="Courier New"/>
-          <w:sz w:val="21"/>
-          <w:szCs w:val="21"/>
-          <w:lang w:val="en-US" w:eastAsia="ru-RU"/>
-        </w:rPr>
-        <w:t>-10-</w:t>
-      </w:r>
-      <w:r>
-        <w:rPr>
-          <w:rFonts w:ascii="Courier New" w:eastAsia="Times New Roman" w:hAnsi="Courier New" w:cs="Courier New"/>
-          <w:sz w:val="21"/>
-          <w:szCs w:val="21"/>
-          <w:lang w:eastAsia="ru-RU"/>
-        </w:rPr>
-        <w:t>ТП</w:t>
-      </w:r>
-      <w:r>
-        <w:rPr>
-          <w:rFonts w:ascii="Courier New" w:eastAsia="Times New Roman" w:hAnsi="Courier New" w:cs="Courier New"/>
-          <w:sz w:val="21"/>
-          <w:szCs w:val="21"/>
-          <w:lang w:val="en-US" w:eastAsia="ru-RU"/>
-        </w:rPr>
-        <w:t xml:space="preserve"> | 500.00                   |</w:t>
-      </w:r>
-    </w:p>
-    <w:p>
-      <w:pPr>
-        <w:tabs>
-          <w:tab w:val="left" w:pos="916"/>
-          <w:tab w:val="left" w:pos="1832"/>
-          <w:tab w:val="left" w:pos="2748"/>
-          <w:tab w:val="left" w:pos="3664"/>
-          <w:tab w:val="left" w:pos="4580"/>
-          <w:tab w:val="left" w:pos="5496"/>
-          <w:tab w:val="left" w:pos="6412"/>
-          <w:tab w:val="left" w:pos="7328"/>
-          <w:tab w:val="left" w:pos="8244"/>
-          <w:tab w:val="left" w:pos="9160"/>
-          <w:tab w:val="left" w:pos="10076"/>
-          <w:tab w:val="left" w:pos="10992"/>
-          <w:tab w:val="left" w:pos="11908"/>
-          <w:tab w:val="left" w:pos="12824"/>
-          <w:tab w:val="left" w:pos="13740"/>
-          <w:tab w:val="left" w:pos="14656"/>
-        </w:tabs>
+          <w:rFonts w:ascii="Arial" w:eastAsia="Times New Roman" w:hAnsi="Arial" w:cs="Arial"/>
+          <w:sz w:val="24"/>
+          <w:szCs w:val="24"/>
+          <w:lang w:eastAsia="ru-RU"/>
+        </w:rPr>
+      </w:pPr>
+      <w:r>
+        <w:rPr>
+          <w:rFonts w:ascii="Arial" w:eastAsia="Times New Roman" w:hAnsi="Arial" w:cs="Arial"/>
+          <w:b/>
+          <w:bCs/>
+          <w:sz w:val="24"/>
+          <w:szCs w:val="24"/>
+          <w:lang w:eastAsia="ru-RU"/>
+        </w:rPr>
+        <w:t>Защита Foreign Key "На лету"</w:t>
+      </w:r>
+      <w:r>
+        <w:rPr>
+          <w:rFonts w:ascii="Arial" w:eastAsia="Times New Roman" w:hAnsi="Arial" w:cs="Arial"/>
+          <w:sz w:val="24"/>
+          <w:szCs w:val="24"/>
+          <w:lang w:eastAsia="ru-RU"/>
+        </w:rPr>
+        <w:t>: Поскольку база чистится перед каждым тестом, фронтенд-шаги обязаны самостоятельно создавать необходимые внешние ключи (бренды, категории) через POST-запросы к API бэкенда перед тем, как эмулировать создание товаров [MAXIDENSITY].</w:t>
+      </w:r>
+    </w:p>
+    <w:p>
+      <w:pPr>
+        <w:numPr>
+          <w:ilvl w:val="0"/>
+          <w:numId w:val="3"/>
+        </w:numPr>
         <w:spacing w:after="0" w:line="240" w:lineRule="auto"/>
         <w:rPr>
-          <w:rFonts w:ascii="Courier New" w:eastAsia="Times New Roman" w:hAnsi="Courier New" w:cs="Courier New"/>
-          <w:sz w:val="21"/>
-          <w:szCs w:val="21"/>
-          <w:lang w:eastAsia="ru-RU"/>
-        </w:rPr>
-      </w:pPr>
-      <w:r>
-        <w:rPr>
-          <w:rFonts w:ascii="Courier New" w:eastAsia="Times New Roman" w:hAnsi="Courier New" w:cs="Courier New"/>
-          <w:sz w:val="21"/>
-          <w:szCs w:val="21"/>
-          <w:lang w:val="en-US" w:eastAsia="ru-RU"/>
-        </w:rPr>
-        <w:t xml:space="preserve">    </w:t>
-      </w:r>
-      <w:r>
-        <w:rPr>
-          <w:rFonts w:ascii="Courier New" w:eastAsia="Times New Roman" w:hAnsi="Courier New" w:cs="Courier New"/>
-          <w:sz w:val="21"/>
-          <w:szCs w:val="21"/>
-          <w:lang w:eastAsia="ru-RU"/>
-        </w:rPr>
-        <w:t>Тогда Система должна вернуть статус "</w:t>
-      </w:r>
-      <w:proofErr w:type="spellStart"/>
-      <w:r>
-        <w:rPr>
-          <w:rFonts w:ascii="Courier New" w:eastAsia="Times New Roman" w:hAnsi="Courier New" w:cs="Courier New"/>
-          <w:sz w:val="21"/>
-          <w:szCs w:val="21"/>
-          <w:lang w:eastAsia="ru-RU"/>
-        </w:rPr>
-        <w:t>success</w:t>
-      </w:r>
-      <w:proofErr w:type="spellEnd"/>
-      <w:r>
-        <w:rPr>
-          <w:rFonts w:ascii="Courier New" w:eastAsia="Times New Roman" w:hAnsi="Courier New" w:cs="Courier New"/>
-          <w:sz w:val="21"/>
-          <w:szCs w:val="21"/>
-          <w:lang w:eastAsia="ru-RU"/>
-        </w:rPr>
-        <w:t>"</w:t>
-      </w:r>
-    </w:p>
-    <w:p>
-      <w:pPr>
-        <w:tabs>
-          <w:tab w:val="left" w:pos="916"/>
-          <w:tab w:val="left" w:pos="1832"/>
-          <w:tab w:val="left" w:pos="2748"/>
-          <w:tab w:val="left" w:pos="3664"/>
-          <w:tab w:val="left" w:pos="4580"/>
-          <w:tab w:val="left" w:pos="5496"/>
-          <w:tab w:val="left" w:pos="6412"/>
-          <w:tab w:val="left" w:pos="7328"/>
-          <w:tab w:val="left" w:pos="8244"/>
-          <w:tab w:val="left" w:pos="9160"/>
-          <w:tab w:val="left" w:pos="10076"/>
-          <w:tab w:val="left" w:pos="10992"/>
-          <w:tab w:val="left" w:pos="11908"/>
-          <w:tab w:val="left" w:pos="12824"/>
-          <w:tab w:val="left" w:pos="13740"/>
-          <w:tab w:val="left" w:pos="14656"/>
-        </w:tabs>
-        <w:spacing w:after="0" w:line="240" w:lineRule="auto"/>
-        <w:rPr>
-          <w:rFonts w:ascii="Courier New" w:eastAsia="Times New Roman" w:hAnsi="Courier New" w:cs="Courier New"/>
-          <w:sz w:val="21"/>
-          <w:szCs w:val="21"/>
-          <w:lang w:eastAsia="ru-RU"/>
-        </w:rPr>
-      </w:pPr>
-      <w:r>
-        <w:rPr>
-          <w:rFonts w:ascii="Courier New" w:eastAsia="Times New Roman" w:hAnsi="Courier New" w:cs="Courier New"/>
-          <w:sz w:val="21"/>
-          <w:szCs w:val="21"/>
-          <w:lang w:eastAsia="ru-RU"/>
-        </w:rPr>
-        <w:t xml:space="preserve">    И В таблице "</w:t>
-      </w:r>
-      <w:proofErr w:type="spellStart"/>
-      <w:r>
-        <w:rPr>
-          <w:rFonts w:ascii="Courier New" w:eastAsia="Times New Roman" w:hAnsi="Courier New" w:cs="Courier New"/>
-          <w:sz w:val="21"/>
-          <w:szCs w:val="21"/>
-          <w:lang w:eastAsia="ru-RU"/>
-        </w:rPr>
-        <w:t>products</w:t>
-      </w:r>
-      <w:proofErr w:type="spellEnd"/>
-      <w:r>
-        <w:rPr>
-          <w:rFonts w:ascii="Courier New" w:eastAsia="Times New Roman" w:hAnsi="Courier New" w:cs="Courier New"/>
-          <w:sz w:val="21"/>
-          <w:szCs w:val="21"/>
-          <w:lang w:eastAsia="ru-RU"/>
-        </w:rPr>
-        <w:t>" должна появиться запись с артикулом "КЛ-10-ТП"</w:t>
-      </w:r>
-    </w:p>
-    <w:p>
-      <w:pPr>
-        <w:tabs>
-          <w:tab w:val="left" w:pos="916"/>
-          <w:tab w:val="left" w:pos="1832"/>
-          <w:tab w:val="left" w:pos="2748"/>
-          <w:tab w:val="left" w:pos="3664"/>
-          <w:tab w:val="left" w:pos="4580"/>
-          <w:tab w:val="left" w:pos="5496"/>
-          <w:tab w:val="left" w:pos="6412"/>
-          <w:tab w:val="left" w:pos="7328"/>
-          <w:tab w:val="left" w:pos="8244"/>
-          <w:tab w:val="left" w:pos="9160"/>
-          <w:tab w:val="left" w:pos="10076"/>
-          <w:tab w:val="left" w:pos="10992"/>
-          <w:tab w:val="left" w:pos="11908"/>
-          <w:tab w:val="left" w:pos="12824"/>
-          <w:tab w:val="left" w:pos="13740"/>
-          <w:tab w:val="left" w:pos="14656"/>
-        </w:tabs>
-        <w:spacing w:after="0" w:line="240" w:lineRule="auto"/>
-        <w:rPr>
-          <w:rFonts w:ascii="Courier New" w:eastAsia="Times New Roman" w:hAnsi="Courier New" w:cs="Courier New"/>
-          <w:sz w:val="21"/>
-          <w:szCs w:val="21"/>
-          <w:lang w:eastAsia="ru-RU"/>
-        </w:rPr>
-      </w:pPr>
-      <w:r>
-        <w:rPr>
-          <w:rFonts w:ascii="Courier New" w:eastAsia="Times New Roman" w:hAnsi="Courier New" w:cs="Courier New"/>
-          <w:sz w:val="21"/>
-          <w:szCs w:val="21"/>
-          <w:lang w:eastAsia="ru-RU"/>
-        </w:rPr>
-        <w:t xml:space="preserve">    И Поле "</w:t>
-      </w:r>
-      <w:proofErr w:type="spellStart"/>
-      <w:r>
-        <w:rPr>
-          <w:rFonts w:ascii="Courier New" w:eastAsia="Times New Roman" w:hAnsi="Courier New" w:cs="Courier New"/>
-          <w:sz w:val="21"/>
-          <w:szCs w:val="21"/>
-          <w:lang w:eastAsia="ru-RU"/>
-        </w:rPr>
-        <w:t>search_tags</w:t>
-      </w:r>
-      <w:proofErr w:type="spellEnd"/>
-      <w:r>
-        <w:rPr>
-          <w:rFonts w:ascii="Courier New" w:eastAsia="Times New Roman" w:hAnsi="Courier New" w:cs="Courier New"/>
-          <w:sz w:val="21"/>
-          <w:szCs w:val="21"/>
-          <w:lang w:eastAsia="ru-RU"/>
-        </w:rPr>
-        <w:t>" должно автоматически содержать массивы ["ключ", "рожковый", "10мм", "</w:t>
-      </w:r>
-      <w:proofErr w:type="spellStart"/>
-      <w:r>
-        <w:rPr>
-          <w:rFonts w:ascii="Courier New" w:eastAsia="Times New Roman" w:hAnsi="Courier New" w:cs="Courier New"/>
-          <w:sz w:val="21"/>
-          <w:szCs w:val="21"/>
-          <w:lang w:eastAsia="ru-RU"/>
-        </w:rPr>
-        <w:t>toptul</w:t>
-      </w:r>
-      <w:proofErr w:type="spellEnd"/>
-      <w:r>
-        <w:rPr>
-          <w:rFonts w:ascii="Courier New" w:eastAsia="Times New Roman" w:hAnsi="Courier New" w:cs="Courier New"/>
-          <w:sz w:val="21"/>
-          <w:szCs w:val="21"/>
-          <w:lang w:eastAsia="ru-RU"/>
-        </w:rPr>
-        <w:t>", "кл-10-тп"]</w:t>
+          <w:rFonts w:ascii="Arial" w:eastAsia="Times New Roman" w:hAnsi="Arial" w:cs="Arial"/>
+          <w:sz w:val="24"/>
+          <w:szCs w:val="24"/>
+          <w:lang w:eastAsia="ru-RU"/>
+        </w:rPr>
+      </w:pPr>
+      <w:r>
+        <w:rPr>
+          <w:rFonts w:ascii="Arial" w:eastAsia="Times New Roman" w:hAnsi="Arial" w:cs="Arial"/>
+          <w:b/>
+          <w:bCs/>
+          <w:sz w:val="24"/>
+          <w:szCs w:val="24"/>
+          <w:lang w:eastAsia="ru-RU"/>
+        </w:rPr>
+        <w:t>Сквозная проводка данных</w:t>
+      </w:r>
+      <w:r>
+        <w:rPr>
+          <w:rFonts w:ascii="Arial" w:eastAsia="Times New Roman" w:hAnsi="Arial" w:cs="Arial"/>
+          <w:sz w:val="24"/>
+          <w:szCs w:val="24"/>
+          <w:lang w:eastAsia="ru-RU"/>
+        </w:rPr>
+        <w:t xml:space="preserve">: Тест проверяет интерфейс не вслепую, а отправляет POST-запросы (имитируя нажатие кнопок на фронтенде) и валидирует, что бэкенд возвращает корректный JSON со статусом </w:t>
+      </w:r>
+      <w:r>
+        <w:rPr>
+          <w:rFonts w:ascii="Courier New" w:eastAsia="Times New Roman" w:hAnsi="Courier New" w:cs="Courier New"/>
+          <w:sz w:val="21"/>
+          <w:szCs w:val="21"/>
+          <w:lang w:eastAsia="ru-RU"/>
+        </w:rPr>
+        <w:t>201</w:t>
+      </w:r>
+      <w:r>
+        <w:rPr>
+          <w:rFonts w:ascii="Arial" w:eastAsia="Times New Roman" w:hAnsi="Arial" w:cs="Arial"/>
+          <w:sz w:val="24"/>
+          <w:szCs w:val="24"/>
+          <w:lang w:eastAsia="ru-RU"/>
+        </w:rPr>
+        <w:t xml:space="preserve"> и живым ID из базы данных [MAXIDENSITY].</w:t>
+      </w:r>
+    </w:p>
+    <w:p>
+      <w:pPr>
+        <w:spacing w:before="480" w:after="480" w:line="240" w:lineRule="auto"/>
+        <w:rPr>
+          <w:rFonts w:ascii="Times New Roman" w:eastAsia="Times New Roman" w:hAnsi="Times New Roman" w:cs="Times New Roman"/>
+          <w:sz w:val="24"/>
+          <w:szCs w:val="24"/>
+          <w:lang w:eastAsia="ru-RU"/>
+        </w:rPr>
+      </w:pPr>
+      <w:r>
+        <w:rPr>
+          <w:rFonts w:ascii="Times New Roman" w:eastAsia="Times New Roman" w:hAnsi="Times New Roman" w:cs="Times New Roman"/>
+          <w:sz w:val="24"/>
+          <w:szCs w:val="24"/>
+          <w:lang w:eastAsia="ru-RU"/>
+        </w:rPr>
+        <w:pict w14:anchorId="2CA1470F">
+          <v:rect id="_x0000_i1029" style="width:0;height:1.5pt" o:hralign="center" o:hrstd="t" o:hr="t" fillcolor="#a0a0a0" stroked="f"/>
+        </w:pict>
       </w:r>
     </w:p>
     <w:p/>
@@ -1684,6 +2228,431 @@
     </w:sectPr>
   </w:body>
 </w:document>
+</file>
+
+<file path=word/numbering.xml><?xml version="1.0" encoding="utf-8"?>
+<w:numbering xmlns:wpc="http://schemas.microsoft.com/office/word/2010/wordprocessingCanvas" xmlns:cx="http://schemas.microsoft.com/office/drawing/2014/chartex" xmlns:cx1="http://schemas.microsoft.com/office/drawing/2015/9/8/chartex" xmlns:cx2="http://schemas.microsoft.com/office/drawing/2015/10/21/chartex" xmlns:cx3="http://schemas.microsoft.com/office/drawing/2016/5/9/chartex" xmlns:cx4="http://schemas.microsoft.com/office/drawing/2016/5/10/chartex" xmlns:cx5="http://schemas.microsoft.com/office/drawing/2016/5/11/chartex" xmlns:cx6="http://schemas.microsoft.com/office/drawing/2016/5/12/chartex" xmlns:cx7="http://schemas.microsoft.com/office/drawing/2016/5/13/chartex" xmlns:cx8="http://schemas.microsoft.com/office/drawing/2016/5/14/chartex" xmlns:mc="http://schemas.openxmlformats.org/markup-compatibility/2006" xmlns:aink="http://schemas.microsoft.com/office/drawing/2016/ink" xmlns:am3d="http://schemas.microsoft.com/office/drawing/2017/model3d" xmlns:o="urn:schemas-microsoft-com:office:office" xmlns:r="http://schemas.openxmlformats.org/officeDocument/2006/relationships" xmlns:m="http://schemas.openxmlformats.org/officeDocument/2006/math" xmlns:v="urn:schemas-microsoft-com:vml" xmlns:wp14="http://schemas.microsoft.com/office/word/2010/wordprocessingDrawing" xmlns:wp="http://schemas.openxmlformats.org/drawingml/2006/wordprocessingDrawing" xmlns:w10="urn:schemas-microsoft-com:office:word" xmlns:w="http://schemas.openxmlformats.org/wordprocessingml/2006/main" xmlns:w14="http://schemas.microsoft.com/office/word/2010/wordml" xmlns:w15="http://schemas.microsoft.com/office/word/2012/wordml" xmlns:w16cex="http://schemas.microsoft.com/office/word/2018/wordml/cex" xmlns:w16cid="http://schemas.microsoft.com/office/word/2016/wordml/cid" xmlns:w16="http://schemas.microsoft.com/office/word/2018/wordml" xmlns:w16sdtdh="http://schemas.microsoft.com/office/word/2020/wordml/sdtdatahash" xmlns:w16se="http://schemas.microsoft.com/office/word/2015/wordml/symex" xmlns:wpg="http://schemas.microsoft.com/office/word/2010/wordprocessingGroup" xmlns:wpi="http://schemas.microsoft.com/office/word/2010/wordprocessingInk" xmlns:wne="http://schemas.microsoft.com/office/word/2006/wordml" xmlns:wps="http://schemas.microsoft.com/office/word/2010/wordprocessingShape" mc:Ignorable="w14 w15 w16se w16cid w16 w16cex w16sdtdh wp14">
+  <w:abstractNum w:abstractNumId="0" w15:restartNumberingAfterBreak="0">
+    <w:nsid w:val="21D80D08"/>
+    <w:multiLevelType w:val="multilevel"/>
+    <w:tmpl w:val="31F29E90"/>
+    <w:lvl w:ilvl="0">
+      <w:start w:val="1"/>
+      <w:numFmt w:val="decimal"/>
+      <w:lvlText w:val="%1."/>
+      <w:lvlJc w:val="left"/>
+      <w:pPr>
+        <w:tabs>
+          <w:tab w:val="num" w:pos="720"/>
+        </w:tabs>
+        <w:ind w:left="720" w:hanging="360"/>
+      </w:pPr>
+    </w:lvl>
+    <w:lvl w:ilvl="1" w:tentative="1">
+      <w:start w:val="1"/>
+      <w:numFmt w:val="decimal"/>
+      <w:lvlText w:val="%2."/>
+      <w:lvlJc w:val="left"/>
+      <w:pPr>
+        <w:tabs>
+          <w:tab w:val="num" w:pos="1440"/>
+        </w:tabs>
+        <w:ind w:left="1440" w:hanging="360"/>
+      </w:pPr>
+    </w:lvl>
+    <w:lvl w:ilvl="2" w:tentative="1">
+      <w:start w:val="1"/>
+      <w:numFmt w:val="decimal"/>
+      <w:lvlText w:val="%3."/>
+      <w:lvlJc w:val="left"/>
+      <w:pPr>
+        <w:tabs>
+          <w:tab w:val="num" w:pos="2160"/>
+        </w:tabs>
+        <w:ind w:left="2160" w:hanging="360"/>
+      </w:pPr>
+    </w:lvl>
+    <w:lvl w:ilvl="3" w:tentative="1">
+      <w:start w:val="1"/>
+      <w:numFmt w:val="decimal"/>
+      <w:lvlText w:val="%4."/>
+      <w:lvlJc w:val="left"/>
+      <w:pPr>
+        <w:tabs>
+          <w:tab w:val="num" w:pos="2880"/>
+        </w:tabs>
+        <w:ind w:left="2880" w:hanging="360"/>
+      </w:pPr>
+    </w:lvl>
+    <w:lvl w:ilvl="4" w:tentative="1">
+      <w:start w:val="1"/>
+      <w:numFmt w:val="decimal"/>
+      <w:lvlText w:val="%5."/>
+      <w:lvlJc w:val="left"/>
+      <w:pPr>
+        <w:tabs>
+          <w:tab w:val="num" w:pos="3600"/>
+        </w:tabs>
+        <w:ind w:left="3600" w:hanging="360"/>
+      </w:pPr>
+    </w:lvl>
+    <w:lvl w:ilvl="5" w:tentative="1">
+      <w:start w:val="1"/>
+      <w:numFmt w:val="decimal"/>
+      <w:lvlText w:val="%6."/>
+      <w:lvlJc w:val="left"/>
+      <w:pPr>
+        <w:tabs>
+          <w:tab w:val="num" w:pos="4320"/>
+        </w:tabs>
+        <w:ind w:left="4320" w:hanging="360"/>
+      </w:pPr>
+    </w:lvl>
+    <w:lvl w:ilvl="6" w:tentative="1">
+      <w:start w:val="1"/>
+      <w:numFmt w:val="decimal"/>
+      <w:lvlText w:val="%7."/>
+      <w:lvlJc w:val="left"/>
+      <w:pPr>
+        <w:tabs>
+          <w:tab w:val="num" w:pos="5040"/>
+        </w:tabs>
+        <w:ind w:left="5040" w:hanging="360"/>
+      </w:pPr>
+    </w:lvl>
+    <w:lvl w:ilvl="7" w:tentative="1">
+      <w:start w:val="1"/>
+      <w:numFmt w:val="decimal"/>
+      <w:lvlText w:val="%8."/>
+      <w:lvlJc w:val="left"/>
+      <w:pPr>
+        <w:tabs>
+          <w:tab w:val="num" w:pos="5760"/>
+        </w:tabs>
+        <w:ind w:left="5760" w:hanging="360"/>
+      </w:pPr>
+    </w:lvl>
+    <w:lvl w:ilvl="8" w:tentative="1">
+      <w:start w:val="1"/>
+      <w:numFmt w:val="decimal"/>
+      <w:lvlText w:val="%9."/>
+      <w:lvlJc w:val="left"/>
+      <w:pPr>
+        <w:tabs>
+          <w:tab w:val="num" w:pos="6480"/>
+        </w:tabs>
+        <w:ind w:left="6480" w:hanging="360"/>
+      </w:pPr>
+    </w:lvl>
+  </w:abstractNum>
+  <w:abstractNum w:abstractNumId="1" w15:restartNumberingAfterBreak="0">
+    <w:nsid w:val="5688694E"/>
+    <w:multiLevelType w:val="multilevel"/>
+    <w:tmpl w:val="4FB8C90E"/>
+    <w:lvl w:ilvl="0">
+      <w:start w:val="1"/>
+      <w:numFmt w:val="bullet"/>
+      <w:lvlText w:val=""/>
+      <w:lvlJc w:val="left"/>
+      <w:pPr>
+        <w:tabs>
+          <w:tab w:val="num" w:pos="720"/>
+        </w:tabs>
+        <w:ind w:left="720" w:hanging="360"/>
+      </w:pPr>
+      <w:rPr>
+        <w:rFonts w:ascii="Symbol" w:hAnsi="Symbol" w:hint="default"/>
+        <w:sz w:val="20"/>
+      </w:rPr>
+    </w:lvl>
+    <w:lvl w:ilvl="1" w:tentative="1">
+      <w:start w:val="1"/>
+      <w:numFmt w:val="bullet"/>
+      <w:lvlText w:val="o"/>
+      <w:lvlJc w:val="left"/>
+      <w:pPr>
+        <w:tabs>
+          <w:tab w:val="num" w:pos="1440"/>
+        </w:tabs>
+        <w:ind w:left="1440" w:hanging="360"/>
+      </w:pPr>
+      <w:rPr>
+        <w:rFonts w:ascii="Courier New" w:hAnsi="Courier New" w:hint="default"/>
+        <w:sz w:val="20"/>
+      </w:rPr>
+    </w:lvl>
+    <w:lvl w:ilvl="2" w:tentative="1">
+      <w:start w:val="1"/>
+      <w:numFmt w:val="bullet"/>
+      <w:lvlText w:val=""/>
+      <w:lvlJc w:val="left"/>
+      <w:pPr>
+        <w:tabs>
+          <w:tab w:val="num" w:pos="2160"/>
+        </w:tabs>
+        <w:ind w:left="2160" w:hanging="360"/>
+      </w:pPr>
+      <w:rPr>
+        <w:rFonts w:ascii="Wingdings" w:hAnsi="Wingdings" w:hint="default"/>
+        <w:sz w:val="20"/>
+      </w:rPr>
+    </w:lvl>
+    <w:lvl w:ilvl="3" w:tentative="1">
+      <w:start w:val="1"/>
+      <w:numFmt w:val="bullet"/>
+      <w:lvlText w:val=""/>
+      <w:lvlJc w:val="left"/>
+      <w:pPr>
+        <w:tabs>
+          <w:tab w:val="num" w:pos="2880"/>
+        </w:tabs>
+        <w:ind w:left="2880" w:hanging="360"/>
+      </w:pPr>
+      <w:rPr>
+        <w:rFonts w:ascii="Wingdings" w:hAnsi="Wingdings" w:hint="default"/>
+        <w:sz w:val="20"/>
+      </w:rPr>
+    </w:lvl>
+    <w:lvl w:ilvl="4" w:tentative="1">
+      <w:start w:val="1"/>
+      <w:numFmt w:val="bullet"/>
+      <w:lvlText w:val=""/>
+      <w:lvlJc w:val="left"/>
+      <w:pPr>
+        <w:tabs>
+          <w:tab w:val="num" w:pos="3600"/>
+        </w:tabs>
+        <w:ind w:left="3600" w:hanging="360"/>
+      </w:pPr>
+      <w:rPr>
+        <w:rFonts w:ascii="Wingdings" w:hAnsi="Wingdings" w:hint="default"/>
+        <w:sz w:val="20"/>
+      </w:rPr>
+    </w:lvl>
+    <w:lvl w:ilvl="5" w:tentative="1">
+      <w:start w:val="1"/>
+      <w:numFmt w:val="bullet"/>
+      <w:lvlText w:val=""/>
+      <w:lvlJc w:val="left"/>
+      <w:pPr>
+        <w:tabs>
+          <w:tab w:val="num" w:pos="4320"/>
+        </w:tabs>
+        <w:ind w:left="4320" w:hanging="360"/>
+      </w:pPr>
+      <w:rPr>
+        <w:rFonts w:ascii="Wingdings" w:hAnsi="Wingdings" w:hint="default"/>
+        <w:sz w:val="20"/>
+      </w:rPr>
+    </w:lvl>
+    <w:lvl w:ilvl="6" w:tentative="1">
+      <w:start w:val="1"/>
+      <w:numFmt w:val="bullet"/>
+      <w:lvlText w:val=""/>
+      <w:lvlJc w:val="left"/>
+      <w:pPr>
+        <w:tabs>
+          <w:tab w:val="num" w:pos="5040"/>
+        </w:tabs>
+        <w:ind w:left="5040" w:hanging="360"/>
+      </w:pPr>
+      <w:rPr>
+        <w:rFonts w:ascii="Wingdings" w:hAnsi="Wingdings" w:hint="default"/>
+        <w:sz w:val="20"/>
+      </w:rPr>
+    </w:lvl>
+    <w:lvl w:ilvl="7" w:tentative="1">
+      <w:start w:val="1"/>
+      <w:numFmt w:val="bullet"/>
+      <w:lvlText w:val=""/>
+      <w:lvlJc w:val="left"/>
+      <w:pPr>
+        <w:tabs>
+          <w:tab w:val="num" w:pos="5760"/>
+        </w:tabs>
+        <w:ind w:left="5760" w:hanging="360"/>
+      </w:pPr>
+      <w:rPr>
+        <w:rFonts w:ascii="Wingdings" w:hAnsi="Wingdings" w:hint="default"/>
+        <w:sz w:val="20"/>
+      </w:rPr>
+    </w:lvl>
+    <w:lvl w:ilvl="8" w:tentative="1">
+      <w:start w:val="1"/>
+      <w:numFmt w:val="bullet"/>
+      <w:lvlText w:val=""/>
+      <w:lvlJc w:val="left"/>
+      <w:pPr>
+        <w:tabs>
+          <w:tab w:val="num" w:pos="6480"/>
+        </w:tabs>
+        <w:ind w:left="6480" w:hanging="360"/>
+      </w:pPr>
+      <w:rPr>
+        <w:rFonts w:ascii="Wingdings" w:hAnsi="Wingdings" w:hint="default"/>
+        <w:sz w:val="20"/>
+      </w:rPr>
+    </w:lvl>
+  </w:abstractNum>
+  <w:abstractNum w:abstractNumId="2" w15:restartNumberingAfterBreak="0">
+    <w:nsid w:val="57E9488A"/>
+    <w:multiLevelType w:val="multilevel"/>
+    <w:tmpl w:val="1FC8C488"/>
+    <w:lvl w:ilvl="0">
+      <w:start w:val="1"/>
+      <w:numFmt w:val="bullet"/>
+      <w:lvlText w:val=""/>
+      <w:lvlJc w:val="left"/>
+      <w:pPr>
+        <w:tabs>
+          <w:tab w:val="num" w:pos="720"/>
+        </w:tabs>
+        <w:ind w:left="720" w:hanging="360"/>
+      </w:pPr>
+      <w:rPr>
+        <w:rFonts w:ascii="Symbol" w:hAnsi="Symbol" w:hint="default"/>
+        <w:sz w:val="20"/>
+      </w:rPr>
+    </w:lvl>
+    <w:lvl w:ilvl="1" w:tentative="1">
+      <w:start w:val="1"/>
+      <w:numFmt w:val="bullet"/>
+      <w:lvlText w:val="o"/>
+      <w:lvlJc w:val="left"/>
+      <w:pPr>
+        <w:tabs>
+          <w:tab w:val="num" w:pos="1440"/>
+        </w:tabs>
+        <w:ind w:left="1440" w:hanging="360"/>
+      </w:pPr>
+      <w:rPr>
+        <w:rFonts w:ascii="Courier New" w:hAnsi="Courier New" w:hint="default"/>
+        <w:sz w:val="20"/>
+      </w:rPr>
+    </w:lvl>
+    <w:lvl w:ilvl="2" w:tentative="1">
+      <w:start w:val="1"/>
+      <w:numFmt w:val="bullet"/>
+      <w:lvlText w:val=""/>
+      <w:lvlJc w:val="left"/>
+      <w:pPr>
+        <w:tabs>
+          <w:tab w:val="num" w:pos="2160"/>
+        </w:tabs>
+        <w:ind w:left="2160" w:hanging="360"/>
+      </w:pPr>
+      <w:rPr>
+        <w:rFonts w:ascii="Wingdings" w:hAnsi="Wingdings" w:hint="default"/>
+        <w:sz w:val="20"/>
+      </w:rPr>
+    </w:lvl>
+    <w:lvl w:ilvl="3" w:tentative="1">
+      <w:start w:val="1"/>
+      <w:numFmt w:val="bullet"/>
+      <w:lvlText w:val=""/>
+      <w:lvlJc w:val="left"/>
+      <w:pPr>
+        <w:tabs>
+          <w:tab w:val="num" w:pos="2880"/>
+        </w:tabs>
+        <w:ind w:left="2880" w:hanging="360"/>
+      </w:pPr>
+      <w:rPr>
+        <w:rFonts w:ascii="Wingdings" w:hAnsi="Wingdings" w:hint="default"/>
+        <w:sz w:val="20"/>
+      </w:rPr>
+    </w:lvl>
+    <w:lvl w:ilvl="4" w:tentative="1">
+      <w:start w:val="1"/>
+      <w:numFmt w:val="bullet"/>
+      <w:lvlText w:val=""/>
+      <w:lvlJc w:val="left"/>
+      <w:pPr>
+        <w:tabs>
+          <w:tab w:val="num" w:pos="3600"/>
+        </w:tabs>
+        <w:ind w:left="3600" w:hanging="360"/>
+      </w:pPr>
+      <w:rPr>
+        <w:rFonts w:ascii="Wingdings" w:hAnsi="Wingdings" w:hint="default"/>
+        <w:sz w:val="20"/>
+      </w:rPr>
+    </w:lvl>
+    <w:lvl w:ilvl="5" w:tentative="1">
+      <w:start w:val="1"/>
+      <w:numFmt w:val="bullet"/>
+      <w:lvlText w:val=""/>
+      <w:lvlJc w:val="left"/>
+      <w:pPr>
+        <w:tabs>
+          <w:tab w:val="num" w:pos="4320"/>
+        </w:tabs>
+        <w:ind w:left="4320" w:hanging="360"/>
+      </w:pPr>
+      <w:rPr>
+        <w:rFonts w:ascii="Wingdings" w:hAnsi="Wingdings" w:hint="default"/>
+        <w:sz w:val="20"/>
+      </w:rPr>
+    </w:lvl>
+    <w:lvl w:ilvl="6" w:tentative="1">
+      <w:start w:val="1"/>
+      <w:numFmt w:val="bullet"/>
+      <w:lvlText w:val=""/>
+      <w:lvlJc w:val="left"/>
+      <w:pPr>
+        <w:tabs>
+          <w:tab w:val="num" w:pos="5040"/>
+        </w:tabs>
+        <w:ind w:left="5040" w:hanging="360"/>
+      </w:pPr>
+      <w:rPr>
+        <w:rFonts w:ascii="Wingdings" w:hAnsi="Wingdings" w:hint="default"/>
+        <w:sz w:val="20"/>
+      </w:rPr>
+    </w:lvl>
+    <w:lvl w:ilvl="7" w:tentative="1">
+      <w:start w:val="1"/>
+      <w:numFmt w:val="bullet"/>
+      <w:lvlText w:val=""/>
+      <w:lvlJc w:val="left"/>
+      <w:pPr>
+        <w:tabs>
+          <w:tab w:val="num" w:pos="5760"/>
+        </w:tabs>
+        <w:ind w:left="5760" w:hanging="360"/>
+      </w:pPr>
+      <w:rPr>
+        <w:rFonts w:ascii="Wingdings" w:hAnsi="Wingdings" w:hint="default"/>
+        <w:sz w:val="20"/>
+      </w:rPr>
+    </w:lvl>
+    <w:lvl w:ilvl="8" w:tentative="1">
+      <w:start w:val="1"/>
+      <w:numFmt w:val="bullet"/>
+      <w:lvlText w:val=""/>
+      <w:lvlJc w:val="left"/>
+      <w:pPr>
+        <w:tabs>
+          <w:tab w:val="num" w:pos="6480"/>
+        </w:tabs>
+        <w:ind w:left="6480" w:hanging="360"/>
+      </w:pPr>
+      <w:rPr>
+        <w:rFonts w:ascii="Wingdings" w:hAnsi="Wingdings" w:hint="default"/>
+        <w:sz w:val="20"/>
+      </w:rPr>
+    </w:lvl>
+  </w:abstractNum>
+  <w:num w:numId="1">
+    <w:abstractNumId w:val="1"/>
+  </w:num>
+  <w:num w:numId="2">
+    <w:abstractNumId w:val="2"/>
+  </w:num>
+  <w:num w:numId="3">
+    <w:abstractNumId w:val="0"/>
+  </w:num>
+</w:numbering>
 </file>
 
 <file path=word/styles.xml><?xml version="1.0" encoding="utf-8"?>
@@ -2190,6 +3159,47 @@
     <w:basedOn w:val="a0"/>
     <w:rsid w:val="00606FF5"/>
   </w:style>
+  <w:style w:type="character" w:styleId="a3">
+    <w:name w:val="Strong"/>
+    <w:basedOn w:val="a0"/>
+    <w:uiPriority w:val="22"/>
+    <w:qFormat/>
+    <w:rsid w:val="00082D1B"/>
+    <w:rPr>
+      <w:b/>
+      <w:bCs/>
+    </w:rPr>
+  </w:style>
+  <w:style w:type="paragraph" w:customStyle="1" w:styleId="z1qcye">
+    <w:name w:val="z1qcye"/>
+    <w:basedOn w:val="a"/>
+    <w:rsid w:val="00082D1B"/>
+    <w:pPr>
+      <w:spacing w:before="100" w:beforeAutospacing="1" w:after="100" w:afterAutospacing="1" w:line="240" w:lineRule="auto"/>
+    </w:pPr>
+    <w:rPr>
+      <w:rFonts w:ascii="Times New Roman" w:eastAsia="Times New Roman" w:hAnsi="Times New Roman" w:cs="Times New Roman"/>
+      <w:sz w:val="24"/>
+      <w:szCs w:val="24"/>
+      <w:lang w:eastAsia="ru-RU"/>
+    </w:rPr>
+  </w:style>
+  <w:style w:type="character" w:customStyle="1" w:styleId="t286pc">
+    <w:name w:val="t286pc"/>
+    <w:basedOn w:val="a0"/>
+    <w:rsid w:val="00082D1B"/>
+  </w:style>
+  <w:style w:type="character" w:styleId="a4">
+    <w:name w:val="Emphasis"/>
+    <w:basedOn w:val="a0"/>
+    <w:uiPriority w:val="20"/>
+    <w:qFormat/>
+    <w:rsid w:val="00082D1B"/>
+    <w:rPr>
+      <w:i/>
+      <w:iCs/>
+    </w:rPr>
+  </w:style>
 </w:styles>
 </file>
 
